--- a/uchebnaya-praktika/documents/284_Шестаков_ИВ_ИСРПО_УП.docx
+++ b/uchebnaya-praktika/documents/284_Шестаков_ИВ_ИСРПО_УП.docx
@@ -1221,7 +1221,23 @@
           <w:rFonts w:eastAsia="Times New Roman" w:cs="Times New Roman"/>
           <w:szCs w:val="28"/>
         </w:rPr>
-        <w:t xml:space="preserve">ФГБОУ «Сибирский государственный университет телекоммуникаций и информатики (СибГУТИ) </w:t>
+        <w:t>ФГБОУ «Сибирский государственный университет телекоммуникаций и информатики (</w:t>
+      </w:r>
+      <w:proofErr w:type="spellStart"/>
+      <w:r>
+        <w:rPr>
+          <w:rFonts w:eastAsia="Times New Roman" w:cs="Times New Roman"/>
+          <w:szCs w:val="28"/>
+        </w:rPr>
+        <w:t>СибГУТИ</w:t>
+      </w:r>
+      <w:proofErr w:type="spellEnd"/>
+      <w:r>
+        <w:rPr>
+          <w:rFonts w:eastAsia="Times New Roman" w:cs="Times New Roman"/>
+          <w:szCs w:val="28"/>
+        </w:rPr>
+        <w:t xml:space="preserve">) </w:t>
       </w:r>
     </w:p>
     <w:p>
@@ -1255,7 +1271,39 @@
           <w:rFonts w:eastAsia="Times New Roman" w:cs="Times New Roman"/>
           <w:szCs w:val="28"/>
         </w:rPr>
-        <w:t>в г. Екатеринбурге (УрТИСИ СибГУТИ)</w:t>
+        <w:t>в г. Екатеринбурге (</w:t>
+      </w:r>
+      <w:proofErr w:type="spellStart"/>
+      <w:r>
+        <w:rPr>
+          <w:rFonts w:eastAsia="Times New Roman" w:cs="Times New Roman"/>
+          <w:szCs w:val="28"/>
+        </w:rPr>
+        <w:t>УрТИСИ</w:t>
+      </w:r>
+      <w:proofErr w:type="spellEnd"/>
+      <w:r>
+        <w:rPr>
+          <w:rFonts w:eastAsia="Times New Roman" w:cs="Times New Roman"/>
+          <w:szCs w:val="28"/>
+        </w:rPr>
+        <w:t xml:space="preserve"> </w:t>
+      </w:r>
+      <w:proofErr w:type="spellStart"/>
+      <w:r>
+        <w:rPr>
+          <w:rFonts w:eastAsia="Times New Roman" w:cs="Times New Roman"/>
+          <w:szCs w:val="28"/>
+        </w:rPr>
+        <w:t>СибГУТИ</w:t>
+      </w:r>
+      <w:proofErr w:type="spellEnd"/>
+      <w:r>
+        <w:rPr>
+          <w:rFonts w:eastAsia="Times New Roman" w:cs="Times New Roman"/>
+          <w:szCs w:val="28"/>
+        </w:rPr>
+        <w:t>)</w:t>
       </w:r>
     </w:p>
     <w:p>
@@ -1673,8 +1721,16 @@
               <w:rPr>
                 <w:szCs w:val="24"/>
               </w:rPr>
-              <w:t>Преподаватель кафедры ИСТ УрТИСИ</w:t>
+              <w:t xml:space="preserve">Преподаватель кафедры ИСТ </w:t>
             </w:r>
+            <w:proofErr w:type="spellStart"/>
+            <w:r>
+              <w:rPr>
+                <w:szCs w:val="24"/>
+              </w:rPr>
+              <w:t>УрТИСИ</w:t>
+            </w:r>
+            <w:proofErr w:type="spellEnd"/>
           </w:p>
           <w:p>
             <w:pPr>
@@ -1732,11 +1788,19 @@
               </w:rPr>
               <w:t xml:space="preserve"> </w:t>
             </w:r>
+            <w:proofErr w:type="spellStart"/>
             <w:r>
               <w:rPr>
                 <w:szCs w:val="24"/>
               </w:rPr>
-              <w:t>Бурумбаев Д. И.</w:t>
+              <w:t>Бурумбаев</w:t>
+            </w:r>
+            <w:proofErr w:type="spellEnd"/>
+            <w:r>
+              <w:rPr>
+                <w:szCs w:val="24"/>
+              </w:rPr>
+              <w:t xml:space="preserve"> Д. И.</w:t>
             </w:r>
           </w:p>
         </w:tc>
@@ -1760,13 +1824,31 @@
               </w:rPr>
               <w:t>(</w:t>
             </w:r>
+            <w:proofErr w:type="spellStart"/>
             <w:r>
               <w:rPr>
                 <w:bCs/>
                 <w:szCs w:val="24"/>
               </w:rPr>
-              <w:t>Бурумбаев Даниль Ильмирович</w:t>
+              <w:t>Бурумбаев</w:t>
             </w:r>
+            <w:proofErr w:type="spellEnd"/>
+            <w:r>
+              <w:rPr>
+                <w:bCs/>
+                <w:szCs w:val="24"/>
+              </w:rPr>
+              <w:t xml:space="preserve"> Даниль </w:t>
+            </w:r>
+            <w:proofErr w:type="spellStart"/>
+            <w:r>
+              <w:rPr>
+                <w:bCs/>
+                <w:szCs w:val="24"/>
+              </w:rPr>
+              <w:t>Ильмирович</w:t>
+            </w:r>
+            <w:proofErr w:type="spellEnd"/>
             <w:r>
               <w:rPr>
                 <w:szCs w:val="24"/>
@@ -3615,9 +3697,6 @@
       </w:pPr>
       <w:bookmarkStart w:id="1" w:name="_Toc224270761"/>
       <w:r>
-        <w:rPr>
-          <w:lang w:val="en-US"/>
-        </w:rPr>
         <w:lastRenderedPageBreak/>
         <w:t xml:space="preserve">1 </w:t>
       </w:r>
@@ -3845,14 +3924,24 @@
         <w:ind w:left="993" w:hanging="284"/>
         <w:jc w:val="left"/>
       </w:pPr>
+      <w:proofErr w:type="spellStart"/>
       <w:r>
         <w:rPr>
           <w:lang w:val="en-US"/>
         </w:rPr>
         <w:t>Thymeleaf</w:t>
       </w:r>
-      <w:r>
-        <w:t xml:space="preserve"> – шаблонизатор для генерации </w:t>
+      <w:proofErr w:type="spellEnd"/>
+      <w:r>
+        <w:t xml:space="preserve"> – </w:t>
+      </w:r>
+      <w:proofErr w:type="spellStart"/>
+      <w:r>
+        <w:t>шаблонизатор</w:t>
+      </w:r>
+      <w:proofErr w:type="spellEnd"/>
+      <w:r>
+        <w:t xml:space="preserve"> для генерации </w:t>
       </w:r>
       <w:r>
         <w:rPr>
@@ -3926,12 +4015,14 @@
         <w:ind w:left="993" w:hanging="284"/>
         <w:jc w:val="left"/>
       </w:pPr>
+      <w:proofErr w:type="spellStart"/>
       <w:r>
         <w:rPr>
           <w:lang w:val="en-US"/>
         </w:rPr>
         <w:t>pgAdmin</w:t>
       </w:r>
+      <w:proofErr w:type="spellEnd"/>
       <w:r>
         <w:t xml:space="preserve"> – инструмент для администрирования базы данных.</w:t>
       </w:r>
@@ -3975,7 +4066,31 @@
         <w:ind w:left="284" w:right="282" w:firstLine="425"/>
       </w:pPr>
       <w:r>
-        <w:t>В качестве СУБД использовалась PostgreSQL. Для взаимодействия с базой данных применяется Spring Data JPA (Hibernate) – ORM, позволяющая работать с таблицами как с Java-объектами и автоматически генерировать SQL-запросы. Создание базы данных выполнялось с помощью SQL-скрипта через pgAdmin, заполнение данными осуществлялось из файлов, предоставленных заказчиком.</w:t>
+        <w:t xml:space="preserve">В качестве СУБД использовалась </w:t>
+      </w:r>
+      <w:proofErr w:type="spellStart"/>
+      <w:r>
+        <w:t>PostgreSQL</w:t>
+      </w:r>
+      <w:proofErr w:type="spellEnd"/>
+      <w:r>
+        <w:t>. Для взаимодействия с базой данных применяется Spring Data JPA (</w:t>
+      </w:r>
+      <w:proofErr w:type="spellStart"/>
+      <w:r>
+        <w:t>Hibernate</w:t>
+      </w:r>
+      <w:proofErr w:type="spellEnd"/>
+      <w:r>
+        <w:t xml:space="preserve">) – ORM, позволяющая работать с таблицами как с Java-объектами и автоматически генерировать SQL-запросы. Создание базы данных выполнялось с помощью SQL-скрипта через </w:t>
+      </w:r>
+      <w:proofErr w:type="spellStart"/>
+      <w:r>
+        <w:t>pgAdmin</w:t>
+      </w:r>
+      <w:proofErr w:type="spellEnd"/>
+      <w:r>
+        <w:t>, заполнение данными осуществлялось из файлов, предоставленных заказчиком.</w:t>
       </w:r>
     </w:p>
     <w:p>
@@ -3996,7 +4111,15 @@
         <w:ind w:right="282"/>
       </w:pPr>
       <w:r>
-        <w:t>Таблица «Типы продукции» (product_types):</w:t>
+        <w:t>Таблица «Типы продукции» (</w:t>
+      </w:r>
+      <w:proofErr w:type="spellStart"/>
+      <w:r>
+        <w:t>product_types</w:t>
+      </w:r>
+      <w:proofErr w:type="spellEnd"/>
+      <w:r>
+        <w:t>):</w:t>
       </w:r>
     </w:p>
     <w:p>
@@ -4008,8 +4131,13 @@
         </w:numPr>
         <w:ind w:left="993" w:right="282" w:hanging="284"/>
       </w:pPr>
-      <w:r>
-        <w:t>id (INTEGER, PRIMARY KEY) – уникальный идентификатор типа;</w:t>
+      <w:proofErr w:type="spellStart"/>
+      <w:r>
+        <w:t>id</w:t>
+      </w:r>
+      <w:proofErr w:type="spellEnd"/>
+      <w:r>
+        <w:t xml:space="preserve"> (INTEGER, PRIMARY KEY) – уникальный идентификатор типа;</w:t>
       </w:r>
     </w:p>
     <w:p>
@@ -4021,8 +4149,13 @@
         </w:numPr>
         <w:ind w:left="993" w:right="282" w:hanging="284"/>
       </w:pPr>
-      <w:r>
-        <w:t>name (VARCHAR) – название типа продукции (например, «Гостиные», «Кровати»);</w:t>
+      <w:proofErr w:type="spellStart"/>
+      <w:r>
+        <w:t>name</w:t>
+      </w:r>
+      <w:proofErr w:type="spellEnd"/>
+      <w:r>
+        <w:t xml:space="preserve"> (VARCHAR) – название типа продукции (например, «Гостиные», «Кровати»);</w:t>
       </w:r>
     </w:p>
     <w:p>
@@ -4034,8 +4167,13 @@
         </w:numPr>
         <w:ind w:left="993" w:right="282" w:hanging="284"/>
       </w:pPr>
-      <w:r>
-        <w:t>coefficient (NUMERIC) – коэффициент типа продукции (используется в расчётах).</w:t>
+      <w:proofErr w:type="spellStart"/>
+      <w:r>
+        <w:t>coefficient</w:t>
+      </w:r>
+      <w:proofErr w:type="spellEnd"/>
+      <w:r>
+        <w:t xml:space="preserve"> (NUMERIC) – коэффициент типа продукции (используется в расчётах).</w:t>
       </w:r>
     </w:p>
     <w:p>
@@ -4051,7 +4189,15 @@
         <w:ind w:right="282"/>
       </w:pPr>
       <w:r>
-        <w:t>Таблица «Типы материалов» (material_types):</w:t>
+        <w:t>Таблица «Типы материалов» (</w:t>
+      </w:r>
+      <w:proofErr w:type="spellStart"/>
+      <w:r>
+        <w:t>material_types</w:t>
+      </w:r>
+      <w:proofErr w:type="spellEnd"/>
+      <w:r>
+        <w:t>):</w:t>
       </w:r>
     </w:p>
     <w:p>
@@ -4063,8 +4209,13 @@
         </w:numPr>
         <w:ind w:left="993" w:right="282" w:hanging="284"/>
       </w:pPr>
-      <w:r>
-        <w:t>id (INTEGER, PRIMARY KEY);</w:t>
+      <w:proofErr w:type="spellStart"/>
+      <w:r>
+        <w:t>id</w:t>
+      </w:r>
+      <w:proofErr w:type="spellEnd"/>
+      <w:r>
+        <w:t xml:space="preserve"> (INTEGER, PRIMARY KEY);</w:t>
       </w:r>
     </w:p>
     <w:p>
@@ -4076,8 +4227,13 @@
         </w:numPr>
         <w:ind w:left="993" w:right="282" w:hanging="284"/>
       </w:pPr>
-      <w:r>
-        <w:t>name (VARCHAR) – название материала (например, «Мебельный щит из массива дерева», «ЛДСП»);</w:t>
+      <w:proofErr w:type="spellStart"/>
+      <w:r>
+        <w:t>name</w:t>
+      </w:r>
+      <w:proofErr w:type="spellEnd"/>
+      <w:r>
+        <w:t xml:space="preserve"> (VARCHAR) – название материала (например, «Мебельный щит из массива дерева», «ЛДСП»);</w:t>
       </w:r>
     </w:p>
     <w:p>
@@ -4092,11 +4248,19 @@
           <w:lang w:val="en-US"/>
         </w:rPr>
       </w:pPr>
-      <w:r>
-        <w:rPr>
-          <w:lang w:val="en-US"/>
-        </w:rPr>
-        <w:t xml:space="preserve">loss_percent (NUMERIC) – </w:t>
+      <w:proofErr w:type="spellStart"/>
+      <w:r>
+        <w:rPr>
+          <w:lang w:val="en-US"/>
+        </w:rPr>
+        <w:t>loss_percent</w:t>
+      </w:r>
+      <w:proofErr w:type="spellEnd"/>
+      <w:r>
+        <w:rPr>
+          <w:lang w:val="en-US"/>
+        </w:rPr>
+        <w:t xml:space="preserve"> (NUMERIC) – </w:t>
       </w:r>
       <w:r>
         <w:t>процент</w:t>
@@ -4141,11 +4305,33 @@
           <w:lang w:val="en-US"/>
         </w:rPr>
       </w:pPr>
-      <w:r>
-        <w:rPr>
-          <w:lang w:val="en-US"/>
-        </w:rPr>
-        <w:t>Таблица «Цехи» (workshops):</w:t>
+      <w:proofErr w:type="spellStart"/>
+      <w:r>
+        <w:rPr>
+          <w:lang w:val="en-US"/>
+        </w:rPr>
+        <w:t>Таблица</w:t>
+      </w:r>
+      <w:proofErr w:type="spellEnd"/>
+      <w:r>
+        <w:rPr>
+          <w:lang w:val="en-US"/>
+        </w:rPr>
+        <w:t xml:space="preserve"> «</w:t>
+      </w:r>
+      <w:proofErr w:type="spellStart"/>
+      <w:r>
+        <w:rPr>
+          <w:lang w:val="en-US"/>
+        </w:rPr>
+        <w:t>Цехи</w:t>
+      </w:r>
+      <w:proofErr w:type="spellEnd"/>
+      <w:r>
+        <w:rPr>
+          <w:lang w:val="en-US"/>
+        </w:rPr>
+        <w:t>» (workshops):</w:t>
       </w:r>
     </w:p>
     <w:p>
@@ -4183,7 +4369,35 @@
         <w:rPr>
           <w:lang w:val="en-US"/>
         </w:rPr>
-        <w:t>name (VARCHAR) – название цеха;</w:t>
+        <w:t xml:space="preserve">name (VARCHAR) – </w:t>
+      </w:r>
+      <w:proofErr w:type="spellStart"/>
+      <w:r>
+        <w:rPr>
+          <w:lang w:val="en-US"/>
+        </w:rPr>
+        <w:t>название</w:t>
+      </w:r>
+      <w:proofErr w:type="spellEnd"/>
+      <w:r>
+        <w:rPr>
+          <w:lang w:val="en-US"/>
+        </w:rPr>
+        <w:t xml:space="preserve"> </w:t>
+      </w:r>
+      <w:proofErr w:type="spellStart"/>
+      <w:r>
+        <w:rPr>
+          <w:lang w:val="en-US"/>
+        </w:rPr>
+        <w:t>цеха</w:t>
+      </w:r>
+      <w:proofErr w:type="spellEnd"/>
+      <w:r>
+        <w:rPr>
+          <w:lang w:val="en-US"/>
+        </w:rPr>
+        <w:t>;</w:t>
       </w:r>
     </w:p>
     <w:p>
@@ -4202,7 +4416,35 @@
         <w:rPr>
           <w:lang w:val="en-US"/>
         </w:rPr>
-        <w:t>type (VARCHAR) – тип цеха;</w:t>
+        <w:t xml:space="preserve">type (VARCHAR) – </w:t>
+      </w:r>
+      <w:proofErr w:type="spellStart"/>
+      <w:r>
+        <w:rPr>
+          <w:lang w:val="en-US"/>
+        </w:rPr>
+        <w:t>тип</w:t>
+      </w:r>
+      <w:proofErr w:type="spellEnd"/>
+      <w:r>
+        <w:rPr>
+          <w:lang w:val="en-US"/>
+        </w:rPr>
+        <w:t xml:space="preserve"> </w:t>
+      </w:r>
+      <w:proofErr w:type="spellStart"/>
+      <w:r>
+        <w:rPr>
+          <w:lang w:val="en-US"/>
+        </w:rPr>
+        <w:t>цеха</w:t>
+      </w:r>
+      <w:proofErr w:type="spellEnd"/>
+      <w:r>
+        <w:rPr>
+          <w:lang w:val="en-US"/>
+        </w:rPr>
+        <w:t>;</w:t>
       </w:r>
     </w:p>
     <w:p>
@@ -4315,7 +4557,35 @@
         <w:rPr>
           <w:lang w:val="en-US"/>
         </w:rPr>
-        <w:t>name (VARCHAR) – наименование продукции;</w:t>
+        <w:t xml:space="preserve">name (VARCHAR) – </w:t>
+      </w:r>
+      <w:proofErr w:type="spellStart"/>
+      <w:r>
+        <w:rPr>
+          <w:lang w:val="en-US"/>
+        </w:rPr>
+        <w:t>наименование</w:t>
+      </w:r>
+      <w:proofErr w:type="spellEnd"/>
+      <w:r>
+        <w:rPr>
+          <w:lang w:val="en-US"/>
+        </w:rPr>
+        <w:t xml:space="preserve"> </w:t>
+      </w:r>
+      <w:proofErr w:type="spellStart"/>
+      <w:r>
+        <w:rPr>
+          <w:lang w:val="en-US"/>
+        </w:rPr>
+        <w:t>продукции</w:t>
+      </w:r>
+      <w:proofErr w:type="spellEnd"/>
+      <w:r>
+        <w:rPr>
+          <w:lang w:val="en-US"/>
+        </w:rPr>
+        <w:t>;</w:t>
       </w:r>
     </w:p>
     <w:p>
@@ -4334,7 +4604,35 @@
         <w:rPr>
           <w:lang w:val="en-US"/>
         </w:rPr>
-        <w:t>article (VARCHAR) – артикул товара;</w:t>
+        <w:t xml:space="preserve">article (VARCHAR) – </w:t>
+      </w:r>
+      <w:proofErr w:type="spellStart"/>
+      <w:r>
+        <w:rPr>
+          <w:lang w:val="en-US"/>
+        </w:rPr>
+        <w:t>артикул</w:t>
+      </w:r>
+      <w:proofErr w:type="spellEnd"/>
+      <w:r>
+        <w:rPr>
+          <w:lang w:val="en-US"/>
+        </w:rPr>
+        <w:t xml:space="preserve"> </w:t>
+      </w:r>
+      <w:proofErr w:type="spellStart"/>
+      <w:r>
+        <w:rPr>
+          <w:lang w:val="en-US"/>
+        </w:rPr>
+        <w:t>товара</w:t>
+      </w:r>
+      <w:proofErr w:type="spellEnd"/>
+      <w:r>
+        <w:rPr>
+          <w:lang w:val="en-US"/>
+        </w:rPr>
+        <w:t>;</w:t>
       </w:r>
     </w:p>
     <w:p>
@@ -4377,11 +4675,75 @@
           <w:lang w:val="en-US"/>
         </w:rPr>
       </w:pPr>
-      <w:r>
-        <w:rPr>
-          <w:lang w:val="en-US"/>
-        </w:rPr>
-        <w:t>type_id (INTEGER, FOREIGN KEY REFERENCES product_types(id)) – идентификатор типа продукции;</w:t>
+      <w:proofErr w:type="spellStart"/>
+      <w:r>
+        <w:rPr>
+          <w:lang w:val="en-US"/>
+        </w:rPr>
+        <w:t>type_id</w:t>
+      </w:r>
+      <w:proofErr w:type="spellEnd"/>
+      <w:r>
+        <w:rPr>
+          <w:lang w:val="en-US"/>
+        </w:rPr>
+        <w:t xml:space="preserve"> (INTEGER, FOREIGN KEY REFERENCES </w:t>
+      </w:r>
+      <w:proofErr w:type="spellStart"/>
+      <w:r>
+        <w:rPr>
+          <w:lang w:val="en-US"/>
+        </w:rPr>
+        <w:t>product_types</w:t>
+      </w:r>
+      <w:proofErr w:type="spellEnd"/>
+      <w:r>
+        <w:rPr>
+          <w:lang w:val="en-US"/>
+        </w:rPr>
+        <w:t xml:space="preserve">(id)) – </w:t>
+      </w:r>
+      <w:proofErr w:type="spellStart"/>
+      <w:r>
+        <w:rPr>
+          <w:lang w:val="en-US"/>
+        </w:rPr>
+        <w:t>идентификатор</w:t>
+      </w:r>
+      <w:proofErr w:type="spellEnd"/>
+      <w:r>
+        <w:rPr>
+          <w:lang w:val="en-US"/>
+        </w:rPr>
+        <w:t xml:space="preserve"> </w:t>
+      </w:r>
+      <w:proofErr w:type="spellStart"/>
+      <w:r>
+        <w:rPr>
+          <w:lang w:val="en-US"/>
+        </w:rPr>
+        <w:t>типа</w:t>
+      </w:r>
+      <w:proofErr w:type="spellEnd"/>
+      <w:r>
+        <w:rPr>
+          <w:lang w:val="en-US"/>
+        </w:rPr>
+        <w:t xml:space="preserve"> </w:t>
+      </w:r>
+      <w:proofErr w:type="spellStart"/>
+      <w:r>
+        <w:rPr>
+          <w:lang w:val="en-US"/>
+        </w:rPr>
+        <w:t>продукции</w:t>
+      </w:r>
+      <w:proofErr w:type="spellEnd"/>
+      <w:r>
+        <w:rPr>
+          <w:lang w:val="en-US"/>
+        </w:rPr>
+        <w:t>;</w:t>
       </w:r>
     </w:p>
     <w:p>
@@ -4396,11 +4758,75 @@
           <w:lang w:val="en-US"/>
         </w:rPr>
       </w:pPr>
-      <w:r>
-        <w:rPr>
-          <w:lang w:val="en-US"/>
-        </w:rPr>
-        <w:t>material_id (INTEGER, FOREIGN KEY REFERENCES material_types(id)) – идентификатор основного материала.</w:t>
+      <w:proofErr w:type="spellStart"/>
+      <w:r>
+        <w:rPr>
+          <w:lang w:val="en-US"/>
+        </w:rPr>
+        <w:t>material_id</w:t>
+      </w:r>
+      <w:proofErr w:type="spellEnd"/>
+      <w:r>
+        <w:rPr>
+          <w:lang w:val="en-US"/>
+        </w:rPr>
+        <w:t xml:space="preserve"> (INTEGER, FOREIGN KEY REFERENCES </w:t>
+      </w:r>
+      <w:proofErr w:type="spellStart"/>
+      <w:r>
+        <w:rPr>
+          <w:lang w:val="en-US"/>
+        </w:rPr>
+        <w:t>material_types</w:t>
+      </w:r>
+      <w:proofErr w:type="spellEnd"/>
+      <w:r>
+        <w:rPr>
+          <w:lang w:val="en-US"/>
+        </w:rPr>
+        <w:t xml:space="preserve">(id)) – </w:t>
+      </w:r>
+      <w:proofErr w:type="spellStart"/>
+      <w:r>
+        <w:rPr>
+          <w:lang w:val="en-US"/>
+        </w:rPr>
+        <w:t>идентификатор</w:t>
+      </w:r>
+      <w:proofErr w:type="spellEnd"/>
+      <w:r>
+        <w:rPr>
+          <w:lang w:val="en-US"/>
+        </w:rPr>
+        <w:t xml:space="preserve"> </w:t>
+      </w:r>
+      <w:proofErr w:type="spellStart"/>
+      <w:r>
+        <w:rPr>
+          <w:lang w:val="en-US"/>
+        </w:rPr>
+        <w:t>основного</w:t>
+      </w:r>
+      <w:proofErr w:type="spellEnd"/>
+      <w:r>
+        <w:rPr>
+          <w:lang w:val="en-US"/>
+        </w:rPr>
+        <w:t xml:space="preserve"> </w:t>
+      </w:r>
+      <w:proofErr w:type="spellStart"/>
+      <w:r>
+        <w:rPr>
+          <w:lang w:val="en-US"/>
+        </w:rPr>
+        <w:t>материала</w:t>
+      </w:r>
+      <w:proofErr w:type="spellEnd"/>
+      <w:r>
+        <w:rPr>
+          <w:lang w:val="en-US"/>
+        </w:rPr>
+        <w:t>.</w:t>
       </w:r>
     </w:p>
     <w:p>
@@ -4412,7 +4838,15 @@
         <w:ind w:left="709" w:right="282" w:firstLine="0"/>
       </w:pPr>
       <w:r>
-        <w:t>Таблица «Продукция и цехи» (product_workshops) – связь многие-ко-многим с дополнительным полем:</w:t>
+        <w:t>Таблица «Продукция и цехи» (</w:t>
+      </w:r>
+      <w:proofErr w:type="spellStart"/>
+      <w:r>
+        <w:t>product_workshops</w:t>
+      </w:r>
+      <w:proofErr w:type="spellEnd"/>
+      <w:r>
+        <w:t>) – связь многие-ко-многим с дополнительным полем:</w:t>
       </w:r>
       <w:r>
         <w:rPr>
@@ -4482,11 +4916,33 @@
           <w:lang w:val="en-US"/>
         </w:rPr>
       </w:pPr>
-      <w:r>
-        <w:rPr>
-          <w:lang w:val="en-US"/>
-        </w:rPr>
-        <w:t>product_id (INTEGER, FOREIGN KEY REFERENCES products(id)) – продукция;</w:t>
+      <w:proofErr w:type="spellStart"/>
+      <w:r>
+        <w:rPr>
+          <w:lang w:val="en-US"/>
+        </w:rPr>
+        <w:t>product_id</w:t>
+      </w:r>
+      <w:proofErr w:type="spellEnd"/>
+      <w:r>
+        <w:rPr>
+          <w:lang w:val="en-US"/>
+        </w:rPr>
+        <w:t xml:space="preserve"> (INTEGER, FOREIGN KEY REFERENCES products(id)) – </w:t>
+      </w:r>
+      <w:proofErr w:type="spellStart"/>
+      <w:r>
+        <w:rPr>
+          <w:lang w:val="en-US"/>
+        </w:rPr>
+        <w:t>продукция</w:t>
+      </w:r>
+      <w:proofErr w:type="spellEnd"/>
+      <w:r>
+        <w:rPr>
+          <w:lang w:val="en-US"/>
+        </w:rPr>
+        <w:t>;</w:t>
       </w:r>
     </w:p>
     <w:p>
@@ -4501,11 +4957,33 @@
           <w:lang w:val="en-US"/>
         </w:rPr>
       </w:pPr>
-      <w:r>
-        <w:rPr>
-          <w:lang w:val="en-US"/>
-        </w:rPr>
-        <w:t>workshop_id (INTEGER, FOREIGN KEY REFERENCES workshops(id)) – цех;</w:t>
+      <w:proofErr w:type="spellStart"/>
+      <w:r>
+        <w:rPr>
+          <w:lang w:val="en-US"/>
+        </w:rPr>
+        <w:t>workshop_id</w:t>
+      </w:r>
+      <w:proofErr w:type="spellEnd"/>
+      <w:r>
+        <w:rPr>
+          <w:lang w:val="en-US"/>
+        </w:rPr>
+        <w:t xml:space="preserve"> (INTEGER, FOREIGN KEY REFERENCES workshops(id)) – </w:t>
+      </w:r>
+      <w:proofErr w:type="spellStart"/>
+      <w:r>
+        <w:rPr>
+          <w:lang w:val="en-US"/>
+        </w:rPr>
+        <w:t>цех</w:t>
+      </w:r>
+      <w:proofErr w:type="spellEnd"/>
+      <w:r>
+        <w:rPr>
+          <w:lang w:val="en-US"/>
+        </w:rPr>
+        <w:t>;</w:t>
       </w:r>
     </w:p>
     <w:p>
@@ -4550,7 +5028,36 @@
         <w:ind w:left="284" w:right="282" w:firstLine="425"/>
       </w:pPr>
       <w:r>
-        <w:t>Продукция связана с типом продукции и материалом через внешние ключи. Каждая запись в таблице product_workshops связывает конкретный продукт с конкретным цехом, указывая время изготовления. Таким образом, для одного продукта может быть несколько цехов, а общее время изготовления вычисляется как сумма значений time по всем цехам, задействованным в производстве этого продукта. Данный расчёт реализован в методе getTotalTime() класса Product.</w:t>
+        <w:t xml:space="preserve">Продукция связана с типом продукции и материалом через внешние ключи. Каждая запись в таблице </w:t>
+      </w:r>
+      <w:proofErr w:type="spellStart"/>
+      <w:r>
+        <w:t>product_workshops</w:t>
+      </w:r>
+      <w:proofErr w:type="spellEnd"/>
+      <w:r>
+        <w:t xml:space="preserve"> связывает конкретный продукт с конкретным цехом, указывая время изготовления. Таким образом, для одного продукта может быть несколько цехов, а общее время изготовления вычисляется как сумма значений </w:t>
+      </w:r>
+      <w:proofErr w:type="spellStart"/>
+      <w:r>
+        <w:t>time</w:t>
+      </w:r>
+      <w:proofErr w:type="spellEnd"/>
+      <w:r>
+        <w:t xml:space="preserve"> по всем цехам, задействованным в производстве этого продукта. Данный расчёт реализован в методе </w:t>
+      </w:r>
+      <w:proofErr w:type="spellStart"/>
+      <w:proofErr w:type="gramStart"/>
+      <w:r>
+        <w:t>getTotalTime</w:t>
+      </w:r>
+      <w:proofErr w:type="spellEnd"/>
+      <w:r>
+        <w:t>(</w:t>
+      </w:r>
+      <w:proofErr w:type="gramEnd"/>
+      <w:r>
+        <w:t>) класса Product.</w:t>
       </w:r>
     </w:p>
     <w:p>
@@ -4566,7 +5073,23 @@
         <w:ind w:left="284" w:right="282" w:firstLine="0"/>
       </w:pPr>
       <w:r>
-        <w:t>Для первоначального наполнения базы данных использовались SQL-скрипты, выполненные через pgAdmin. Импорт данных осуществлялся из файлов, предоставленных заказчиком (с пометкой "import" в ресурсах). Скрипты создают таблицы в соответствии с третьей нормальной формой и заполняют их тестовыми данными о типах продукции, материалах, цехах, самой продукции и связях между продукцией и цехами. При импорте обеспечивается ссылочная целостность за счёт правильной последовательности заполнения таблиц и использования внешних ключей. Скрипт базы данных находится в директории проекта и при необходимости может быть использован для развёртывания на новом окружении.</w:t>
+        <w:t xml:space="preserve">Для первоначального наполнения базы данных использовались SQL-скрипты, выполненные через </w:t>
+      </w:r>
+      <w:proofErr w:type="spellStart"/>
+      <w:r>
+        <w:t>pgAdmin</w:t>
+      </w:r>
+      <w:proofErr w:type="spellEnd"/>
+      <w:r>
+        <w:t>. Импорт данных осуществлялся из файлов, предоставленных заказчиком (с пометкой "</w:t>
+      </w:r>
+      <w:proofErr w:type="spellStart"/>
+      <w:r>
+        <w:t>import</w:t>
+      </w:r>
+      <w:proofErr w:type="spellEnd"/>
+      <w:r>
+        <w:t>" в ресурсах). Скрипты создают таблицы в соответствии с третьей нормальной формой и заполняют их тестовыми данными о типах продукции, материалах, цехах, самой продукции и связях между продукцией и цехами. При импорте обеспечивается ссылочная целостность за счёт правильной последовательности заполнения таблиц и использования внешних ключей. Скрипт базы данных находится в директории проекта и при необходимости может быть использован для развёртывания на новом окружении.</w:t>
       </w:r>
     </w:p>
     <w:p>
@@ -4737,7 +5260,23 @@
         <w:ind w:left="284" w:right="282" w:firstLine="425"/>
       </w:pPr>
       <w:r>
-        <w:t>Разработанное веб-приложение построено на базе Spring Boot — популярного фреймворка для создания корпоративных приложений на языке Java. В качестве базы данных используется PostgreSQL, взаимодействие с которой осуществляется через Spring Data JPA (Hibernate). Это обеспечивает удобство работы с данными и автоматическое управление подключениями к базе.</w:t>
+        <w:t xml:space="preserve">Разработанное веб-приложение построено на базе Spring Boot — популярного фреймворка для создания корпоративных приложений на языке Java. В качестве базы данных используется </w:t>
+      </w:r>
+      <w:proofErr w:type="spellStart"/>
+      <w:r>
+        <w:t>PostgreSQL</w:t>
+      </w:r>
+      <w:proofErr w:type="spellEnd"/>
+      <w:r>
+        <w:t>, взаимодействие с которой осуществляется через Spring Data JPA (</w:t>
+      </w:r>
+      <w:proofErr w:type="spellStart"/>
+      <w:r>
+        <w:t>Hibernate</w:t>
+      </w:r>
+      <w:proofErr w:type="spellEnd"/>
+      <w:r>
+        <w:t>). Это обеспечивает удобство работы с данными и автоматическое управление подключениями к базе.</w:t>
       </w:r>
     </w:p>
     <w:p>
@@ -4745,7 +5284,31 @@
         <w:ind w:left="284" w:right="282" w:firstLine="425"/>
       </w:pPr>
       <w:r>
-        <w:t>Spring Boot обрабатывает HTTP-запросы и формирует ответы, используя шаблонизатор Thymeleaf для генерации HTML-страниц. Spring Data JPA предоставляет объектно-реляционное отображение (ORM) для таблиц базы данных через Entity-классы. Контроллеры обрабатывают входящие запросы, выполняют бизнес-логику и возвращают имя шаблона с передачей данных через модель. Валидация входных данных осуществляется как на стороне клиента (с помощью HTML5-атрибутов), так и на стороне сервера (с помощью проверок в контроллерах).</w:t>
+        <w:t xml:space="preserve">Spring Boot обрабатывает HTTP-запросы и формирует ответы, используя </w:t>
+      </w:r>
+      <w:proofErr w:type="spellStart"/>
+      <w:r>
+        <w:t>шаблонизатор</w:t>
+      </w:r>
+      <w:proofErr w:type="spellEnd"/>
+      <w:r>
+        <w:t xml:space="preserve"> </w:t>
+      </w:r>
+      <w:proofErr w:type="spellStart"/>
+      <w:r>
+        <w:t>Thymeleaf</w:t>
+      </w:r>
+      <w:proofErr w:type="spellEnd"/>
+      <w:r>
+        <w:t xml:space="preserve"> для генерации HTML-страниц. Spring Data JPA предоставляет объектно-реляционное отображение (ORM) для таблиц базы данных через </w:t>
+      </w:r>
+      <w:proofErr w:type="spellStart"/>
+      <w:r>
+        <w:t>Entity</w:t>
+      </w:r>
+      <w:proofErr w:type="spellEnd"/>
+      <w:r>
+        <w:t>-классы. Контроллеры обрабатывают входящие запросы, выполняют бизнес-логику и возвращают имя шаблона с передачей данных через модель. Валидация входных данных осуществляется как на стороне клиента (с помощью HTML5-атрибутов), так и на стороне сервера (с помощью проверок в контроллерах).</w:t>
       </w:r>
     </w:p>
     <w:p>
@@ -4787,7 +5350,15 @@
         <w:ind w:left="1134" w:right="282" w:hanging="425"/>
       </w:pPr>
       <w:r>
-        <w:t>GET /add_product – отображение формы для добавления нового продукта. В форму подгружаются актуальные списки типов продукции и материалов для выпадающих списков.</w:t>
+        <w:t>GET /</w:t>
+      </w:r>
+      <w:proofErr w:type="spellStart"/>
+      <w:r>
+        <w:t>add_product</w:t>
+      </w:r>
+      <w:proofErr w:type="spellEnd"/>
+      <w:r>
+        <w:t xml:space="preserve"> – отображение формы для добавления нового продукта. В форму подгружаются актуальные списки типов продукции и материалов для выпадающих списков.</w:t>
       </w:r>
     </w:p>
     <w:p>
@@ -4800,7 +5371,23 @@
         <w:ind w:left="1134" w:right="282" w:hanging="425"/>
       </w:pPr>
       <w:r>
-        <w:t>GET /update_product/{id} – отображение формы для редактирования существующего продукта. Все поля автоматически заполняются данными из базы.</w:t>
+        <w:t>GET /</w:t>
+      </w:r>
+      <w:proofErr w:type="spellStart"/>
+      <w:r>
+        <w:t>update_product</w:t>
+      </w:r>
+      <w:proofErr w:type="spellEnd"/>
+      <w:r>
+        <w:t>/{</w:t>
+      </w:r>
+      <w:proofErr w:type="spellStart"/>
+      <w:r>
+        <w:t>id</w:t>
+      </w:r>
+      <w:proofErr w:type="spellEnd"/>
+      <w:r>
+        <w:t>} – отображение формы для редактирования существующего продукта. Все поля автоматически заполняются данными из базы.</w:t>
       </w:r>
     </w:p>
     <w:p>
@@ -4813,7 +5400,15 @@
         <w:ind w:left="1134" w:right="282" w:hanging="425"/>
       </w:pPr>
       <w:r>
-        <w:t>POST /save_product – обработка данных формы при добавлении или редактировании продукта. Выполняется валидация (проверка отрицательной цены), установка связанных сущностей и сохранение в базу данных. При успешном сохранении выполняется редирект на главную страницу с сообщением об успехе, при ошибке – возврат на форму с сообщением об ошибке.</w:t>
+        <w:t>POST /</w:t>
+      </w:r>
+      <w:proofErr w:type="spellStart"/>
+      <w:r>
+        <w:t>save_product</w:t>
+      </w:r>
+      <w:proofErr w:type="spellEnd"/>
+      <w:r>
+        <w:t xml:space="preserve"> – обработка данных формы при добавлении или редактировании продукта. Выполняется валидация (проверка отрицательной цены), установка связанных сущностей и сохранение в базу данных. При успешном сохранении выполняется редирект на главную страницу с сообщением об успехе, при ошибке – возврат на форму с сообщением об ошибке.</w:t>
       </w:r>
     </w:p>
     <w:p>
@@ -4834,7 +5429,23 @@
         <w:ind w:left="1134" w:right="282" w:hanging="425"/>
       </w:pPr>
       <w:r>
-        <w:t>GET /workshops/{productId} – отображение списка цехов, задействованных в производстве конкретного продукта. Для каждого цеха выводится название, количество человек и время изготовления в данном цехе.</w:t>
+        <w:t>GET /</w:t>
+      </w:r>
+      <w:proofErr w:type="spellStart"/>
+      <w:r>
+        <w:t>workshops</w:t>
+      </w:r>
+      <w:proofErr w:type="spellEnd"/>
+      <w:r>
+        <w:t>/{</w:t>
+      </w:r>
+      <w:proofErr w:type="spellStart"/>
+      <w:r>
+        <w:t>productId</w:t>
+      </w:r>
+      <w:proofErr w:type="spellEnd"/>
+      <w:r>
+        <w:t>} – отображение списка цехов, задействованных в производстве конкретного продукта. Для каждого цеха выводится название, количество человек и время изготовления в данном цехе.</w:t>
       </w:r>
     </w:p>
     <w:p>
@@ -4855,7 +5466,15 @@
         <w:ind w:left="1134" w:right="282"/>
       </w:pPr>
       <w:r>
-        <w:t xml:space="preserve">GET /test-calc – тестовый маршрут для проверки метода расчёта сырья. Принимает параметры (тип продукции, тип материала, количество, два </w:t>
+        <w:t>GET /</w:t>
+      </w:r>
+      <w:proofErr w:type="spellStart"/>
+      <w:r>
+        <w:t>test-calc</w:t>
+      </w:r>
+      <w:proofErr w:type="spellEnd"/>
+      <w:r>
+        <w:t xml:space="preserve"> – тестовый маршрут для проверки метода расчёта сырья. Принимает параметры (тип продукции, тип материала, количество, два </w:t>
       </w:r>
       <w:r>
         <w:lastRenderedPageBreak/>
@@ -4875,7 +5494,31 @@
         <w:ind w:left="284" w:right="282" w:firstLine="425"/>
       </w:pPr>
       <w:r>
-        <w:t>В приложении реализована комплексная система обработки ошибок. На стороне контроллеров используется механизм try-catch с пробросом исключений и редиректами через RedirectAttributes, что позволяет передавать информативные сообщения об ошибках на фронтенд. На клиентской стороне сообщения отображаются в виде цветных блоков: зелёные для уведомлений об успешном выполнении операций, красные для сообщений об ошибках. При попытке редактирования несуществующего продукта выполняется редирект на главную страницу с соответствующим сообщением. Валидация на стороне клиента (атрибут min="0" для поля стоимости) предотвращает отправку некорректных данных на сервер.</w:t>
+        <w:t xml:space="preserve">В приложении реализована комплексная система обработки ошибок. На стороне контроллеров используется механизм </w:t>
+      </w:r>
+      <w:proofErr w:type="spellStart"/>
+      <w:r>
+        <w:t>try-catch</w:t>
+      </w:r>
+      <w:proofErr w:type="spellEnd"/>
+      <w:r>
+        <w:t xml:space="preserve"> с пробросом исключений и редиректами через </w:t>
+      </w:r>
+      <w:proofErr w:type="spellStart"/>
+      <w:r>
+        <w:t>RedirectAttributes</w:t>
+      </w:r>
+      <w:proofErr w:type="spellEnd"/>
+      <w:r>
+        <w:t xml:space="preserve">, что позволяет передавать информативные сообщения об ошибках на фронтенд. На клиентской стороне сообщения отображаются в виде цветных блоков: зелёные для уведомлений об успешном выполнении операций, красные для сообщений об ошибках. При попытке редактирования несуществующего продукта выполняется редирект на главную страницу с соответствующим сообщением. Валидация на стороне клиента (атрибут </w:t>
+      </w:r>
+      <w:proofErr w:type="spellStart"/>
+      <w:r>
+        <w:t>min</w:t>
+      </w:r>
+      <w:proofErr w:type="spellEnd"/>
+      <w:r>
+        <w:t>="0" для поля стоимости) предотвращает отправку некорректных данных на сервер.</w:t>
       </w:r>
     </w:p>
     <w:p>
@@ -4969,7 +5612,16 @@
         <w:jc w:val="center"/>
       </w:pPr>
       <w:r>
-        <w:t>Рисунок 3.5 – Блок-схема приложения</w:t>
+        <w:t>Рисунок 3.</w:t>
+      </w:r>
+      <w:r>
+        <w:rPr>
+          <w:lang w:val="en-US"/>
+        </w:rPr>
+        <w:t>1</w:t>
+      </w:r>
+      <w:r>
+        <w:t xml:space="preserve"> – Блок-схема приложения</w:t>
       </w:r>
       <w:r>
         <w:br w:type="page"/>
@@ -5016,7 +5668,31 @@
         <w:ind w:left="284" w:right="282" w:firstLine="425"/>
       </w:pPr>
       <w:r>
-        <w:t>Пользовательский интерфейс разработан с использованием шаблонизатора Thymeleaf для генерации HTML-страниц на стороне сервера. Дизайн полностью соответствует руководству по стилю: используется шрифт Candara, основные цвета – белый фон (#FFFFFF), дополнительный фон #D2DFFF и акцентный #355CBD.</w:t>
+        <w:t xml:space="preserve">Пользовательский интерфейс разработан с использованием </w:t>
+      </w:r>
+      <w:proofErr w:type="spellStart"/>
+      <w:r>
+        <w:t>шаблонизатора</w:t>
+      </w:r>
+      <w:proofErr w:type="spellEnd"/>
+      <w:r>
+        <w:t xml:space="preserve"> </w:t>
+      </w:r>
+      <w:proofErr w:type="spellStart"/>
+      <w:r>
+        <w:t>Thymeleaf</w:t>
+      </w:r>
+      <w:proofErr w:type="spellEnd"/>
+      <w:r>
+        <w:t xml:space="preserve"> для генерации HTML-страниц на стороне сервера. Дизайн полностью соответствует руководству по стилю: используется шрифт </w:t>
+      </w:r>
+      <w:proofErr w:type="spellStart"/>
+      <w:r>
+        <w:t>Candara</w:t>
+      </w:r>
+      <w:proofErr w:type="spellEnd"/>
+      <w:r>
+        <w:t>, основные цвета – белый фон (#FFFFFF), дополнительный фон #D2DFFF и акцентный #355CBD.</w:t>
       </w:r>
     </w:p>
     <w:p>
@@ -5188,7 +5864,47 @@
         <w:ind w:left="284" w:right="282" w:firstLine="425"/>
       </w:pPr>
       <w:r>
-        <w:t>В нижней части каждой карточки расположены две кнопки, выполненные в акцентном цвете: «Изменить продукт» и «Цеха». Кнопка «Изменить продукт» ведёт на форму редактирования соответствующего продукта (/update_product/{id}), кнопка «Цеха» – на страницу со списком цехов для данного продукта (/workshops/{productId}). В верхней части страницы расположена кнопка «Добавить товар» для перехода к форме создания нового продукта (/add_product).</w:t>
+        <w:t>В нижней части каждой карточки расположены две кнопки, выполненные в акцентном цвете: «Изменить продукт» и «Цеха». Кнопка «Изменить продукт» ведёт на форму редактирования соответствующего продукта (/</w:t>
+      </w:r>
+      <w:proofErr w:type="spellStart"/>
+      <w:r>
+        <w:t>update_product</w:t>
+      </w:r>
+      <w:proofErr w:type="spellEnd"/>
+      <w:r>
+        <w:t>/{</w:t>
+      </w:r>
+      <w:proofErr w:type="spellStart"/>
+      <w:r>
+        <w:t>id</w:t>
+      </w:r>
+      <w:proofErr w:type="spellEnd"/>
+      <w:r>
+        <w:t>}), кнопка «Цеха» – на страницу со списком цехов для данного продукта (/</w:t>
+      </w:r>
+      <w:proofErr w:type="spellStart"/>
+      <w:r>
+        <w:t>workshops</w:t>
+      </w:r>
+      <w:proofErr w:type="spellEnd"/>
+      <w:r>
+        <w:t>/{</w:t>
+      </w:r>
+      <w:proofErr w:type="spellStart"/>
+      <w:r>
+        <w:t>productId</w:t>
+      </w:r>
+      <w:proofErr w:type="spellEnd"/>
+      <w:r>
+        <w:t>}). В верхней части страницы расположена кнопка «Добавить товар» для перехода к форме создания нового продукта (/</w:t>
+      </w:r>
+      <w:proofErr w:type="spellStart"/>
+      <w:r>
+        <w:t>add_product</w:t>
+      </w:r>
+      <w:proofErr w:type="spellEnd"/>
+      <w:r>
+        <w:t>).</w:t>
       </w:r>
     </w:p>
     <w:p>
@@ -5196,7 +5912,23 @@
         <w:ind w:left="284" w:right="282" w:firstLine="425"/>
       </w:pPr>
       <w:r>
-        <w:t>При выполнении операций добавления или редактирования на главной странице отображаются цветные блоки с сообщениями: зелёный блок для уведомлений об успешном сохранении, красный блок для сообщений об ошибках. Сообщения передаются через механизм RedirectAttributes и отображаются с помощью условных блоков Thymeleaf.</w:t>
+        <w:t xml:space="preserve">При выполнении операций добавления или редактирования на главной странице отображаются цветные блоки с сообщениями: зелёный блок для уведомлений об успешном сохранении, красный блок для сообщений об ошибках. Сообщения передаются через механизм </w:t>
+      </w:r>
+      <w:proofErr w:type="spellStart"/>
+      <w:r>
+        <w:t>RedirectAttributes</w:t>
+      </w:r>
+      <w:proofErr w:type="spellEnd"/>
+      <w:r>
+        <w:t xml:space="preserve"> и отображаются с помощью условных блоков </w:t>
+      </w:r>
+      <w:proofErr w:type="spellStart"/>
+      <w:r>
+        <w:t>Thymeleaf</w:t>
+      </w:r>
+      <w:proofErr w:type="spellEnd"/>
+      <w:r>
+        <w:t>.</w:t>
       </w:r>
     </w:p>
     <w:p>
@@ -5322,7 +6054,23 @@
         <w:ind w:left="284" w:right="282" w:firstLine="425"/>
       </w:pPr>
       <w:r>
-        <w:t xml:space="preserve">Страница доступна по адресу /workshops/{productId} и отображает список цехов, задействованных в производстве конкретного продукта. В верхней части </w:t>
+        <w:t>Страница доступна по адресу /</w:t>
+      </w:r>
+      <w:proofErr w:type="spellStart"/>
+      <w:r>
+        <w:t>workshops</w:t>
+      </w:r>
+      <w:proofErr w:type="spellEnd"/>
+      <w:r>
+        <w:t>/{</w:t>
+      </w:r>
+      <w:proofErr w:type="spellStart"/>
+      <w:r>
+        <w:t>productId</w:t>
+      </w:r>
+      <w:proofErr w:type="spellEnd"/>
+      <w:r>
+        <w:t xml:space="preserve">} и отображает список цехов, задействованных в производстве конкретного продукта. В верхней части </w:t>
       </w:r>
       <w:r>
         <w:lastRenderedPageBreak/>
@@ -5556,7 +6304,15 @@
         <w:ind w:left="993" w:right="282" w:hanging="284"/>
       </w:pPr>
       <w:r>
-        <w:t>тип продукта (выпадающий список, заполняется данными из таблицы product_types);</w:t>
+        <w:t xml:space="preserve">тип продукта (выпадающий список, заполняется данными из таблицы </w:t>
+      </w:r>
+      <w:proofErr w:type="spellStart"/>
+      <w:r>
+        <w:t>product_types</w:t>
+      </w:r>
+      <w:proofErr w:type="spellEnd"/>
+      <w:r>
+        <w:t>);</w:t>
       </w:r>
     </w:p>
     <w:p>
@@ -5595,7 +6351,15 @@
         <w:ind w:left="993" w:right="282" w:hanging="284"/>
       </w:pPr>
       <w:r>
-        <w:t>основной материал (выпадающий список, заполняется данными из таблицы material_types).</w:t>
+        <w:t xml:space="preserve">основной материал (выпадающий список, заполняется данными из таблицы </w:t>
+      </w:r>
+      <w:proofErr w:type="spellStart"/>
+      <w:r>
+        <w:t>material_types</w:t>
+      </w:r>
+      <w:proofErr w:type="spellEnd"/>
+      <w:r>
+        <w:t>).</w:t>
       </w:r>
     </w:p>
     <w:p>
@@ -5631,7 +6395,31 @@
         <w:ind w:left="284" w:right="282" w:firstLine="425"/>
       </w:pPr>
       <w:r>
-        <w:t>на стороне клиента используется встроенная HTML5-валидация (атрибуты required для обязательных полей, min="0" и step="0.01" для поля стоимости), которая не даёт отправить форму с некорректными данными;</w:t>
+        <w:t xml:space="preserve">на стороне клиента используется встроенная HTML5-валидация (атрибуты </w:t>
+      </w:r>
+      <w:proofErr w:type="spellStart"/>
+      <w:r>
+        <w:t>required</w:t>
+      </w:r>
+      <w:proofErr w:type="spellEnd"/>
+      <w:r>
+        <w:t xml:space="preserve"> для обязательных полей, </w:t>
+      </w:r>
+      <w:proofErr w:type="spellStart"/>
+      <w:r>
+        <w:t>min</w:t>
+      </w:r>
+      <w:proofErr w:type="spellEnd"/>
+      <w:r>
+        <w:t xml:space="preserve">="0" и </w:t>
+      </w:r>
+      <w:proofErr w:type="spellStart"/>
+      <w:r>
+        <w:t>step</w:t>
+      </w:r>
+      <w:proofErr w:type="spellEnd"/>
+      <w:r>
+        <w:t>="0.01" для поля стоимости), которая не даёт отправить форму с некорректными данными;</w:t>
       </w:r>
     </w:p>
     <w:p>
@@ -6478,7 +7266,23 @@
           <w:rFonts w:cs="Times New Roman"/>
           <w:szCs w:val="28"/>
         </w:rPr>
-        <w:t>Выбранные инструментальные средства образуют единый и согласованный технологический стек. Java и Spring Boot обеспечивают стабильную серверную часть, PostgreSQL служит надежным средством хранения данных, а докер предоставляет одинаковое окружение для разработки и развертывания. Клиентская часть на HTML, CSS и JavaScript взаимодействует с сервером по принципу клиент-сервер через HTTP-запросы.</w:t>
+        <w:t xml:space="preserve">Выбранные инструментальные средства образуют единый и согласованный технологический стек. Java и Spring Boot обеспечивают стабильную серверную часть, </w:t>
+      </w:r>
+      <w:proofErr w:type="spellStart"/>
+      <w:r>
+        <w:rPr>
+          <w:rFonts w:cs="Times New Roman"/>
+          <w:szCs w:val="28"/>
+        </w:rPr>
+        <w:t>PostgreSQL</w:t>
+      </w:r>
+      <w:proofErr w:type="spellEnd"/>
+      <w:r>
+        <w:rPr>
+          <w:rFonts w:cs="Times New Roman"/>
+          <w:szCs w:val="28"/>
+        </w:rPr>
+        <w:t xml:space="preserve"> служит надежным средством хранения данных, а докер предоставляет одинаковое окружение для разработки и развертывания. Клиентская часть на HTML, CSS и JavaScript взаимодействует с сервером по принципу клиент-сервер через HTTP-запросы.</w:t>
       </w:r>
     </w:p>
     <w:p>
@@ -6556,7 +7360,23 @@
           <w:rFonts w:cs="Times New Roman"/>
           <w:szCs w:val="28"/>
         </w:rPr>
-        <w:t>Разрабатываемая система представляет собой веб-приложение «Онлайн-журнал посещаемости», предназначенное для фиксации посещаемости студентов преподавателями в режиме реального времени и формирования отчётов для подразделений учебного заведения. Архитектура приложения построена по классической трёхзвенной схеме, включающей клиентскую часть, серверную часть и систему управления базами данных. Клиентская часть обеспечивает отображение данных и взаимодействие с пользователем через браузер. Серверная часть реализована на Java с использованием Spring Boot и выполняет обработку бизнес-логики. Слой хранения реализован в базе данных PostgreSQL. Между клиентом и сервером осуществляется обмен данными в формате JSON через REST API. Сервер отвечает за валидацию входных данных, контроль прав доступа и согласованное выполнение операций с данными.</w:t>
+        <w:t xml:space="preserve">Разрабатываемая система представляет собой веб-приложение «Онлайн-журнал посещаемости», предназначенное для фиксации посещаемости студентов преподавателями в режиме реального времени и формирования отчётов для подразделений учебного заведения. Архитектура приложения построена по классической трёхзвенной схеме, включающей клиентскую часть, серверную часть и систему управления базами данных. Клиентская часть обеспечивает отображение данных и взаимодействие с пользователем через браузер. Серверная часть реализована на Java с использованием Spring Boot и выполняет обработку бизнес-логики. Слой хранения реализован в базе данных </w:t>
+      </w:r>
+      <w:proofErr w:type="spellStart"/>
+      <w:r>
+        <w:rPr>
+          <w:rFonts w:cs="Times New Roman"/>
+          <w:szCs w:val="28"/>
+        </w:rPr>
+        <w:t>PostgreSQL</w:t>
+      </w:r>
+      <w:proofErr w:type="spellEnd"/>
+      <w:r>
+        <w:rPr>
+          <w:rFonts w:cs="Times New Roman"/>
+          <w:szCs w:val="28"/>
+        </w:rPr>
+        <w:t>. Между клиентом и сервером осуществляется обмен данными в формате JSON через REST API. Сервер отвечает за валидацию входных данных, контроль прав доступа и согласованное выполнение операций с данными.</w:t>
       </w:r>
     </w:p>
     <w:p>
@@ -6614,7 +7434,6 @@
         <w:rPr>
           <w:rFonts w:cs="Times New Roman"/>
           <w:szCs w:val="28"/>
-          <w:lang w:val="en-US"/>
         </w:rPr>
       </w:pPr>
     </w:p>
@@ -6744,26 +7563,22 @@
           <w:rFonts w:cs="Times New Roman"/>
           <w:szCs w:val="28"/>
         </w:rPr>
-        <w:t>Рисунок 2.12 - Главный экран программы с выбором даты</w:t>
-      </w:r>
-    </w:p>
-    <w:p>
-      <w:pPr>
-        <w:ind w:left="284" w:firstLine="425"/>
+        <w:t xml:space="preserve">Рисунок </w:t>
+      </w:r>
+      <w:r>
         <w:rPr>
           <w:rFonts w:cs="Times New Roman"/>
           <w:szCs w:val="28"/>
         </w:rPr>
-      </w:pPr>
-    </w:p>
-    <w:p>
-      <w:pPr>
-        <w:ind w:left="284" w:firstLine="425"/>
+        <w:t>5</w:t>
+      </w:r>
+      <w:r>
         <w:rPr>
           <w:rFonts w:cs="Times New Roman"/>
           <w:szCs w:val="28"/>
         </w:rPr>
-      </w:pPr>
+        <w:t>.1 - Главный экран программы с выбором даты</w:t>
+      </w:r>
     </w:p>
     <w:p>
       <w:pPr>
@@ -6771,16 +7586,17 @@
         <w:rPr>
           <w:rFonts w:cs="Times New Roman"/>
           <w:szCs w:val="28"/>
-          <w:lang w:val="en-US"/>
-        </w:rPr>
-      </w:pPr>
-      <w:r>
+        </w:rPr>
+      </w:pPr>
+    </w:p>
+    <w:p>
+      <w:pPr>
+        <w:ind w:left="284" w:firstLine="425"/>
         <w:rPr>
           <w:rFonts w:cs="Times New Roman"/>
           <w:szCs w:val="28"/>
         </w:rPr>
-        <w:t>Преподаватель также может выбрать конкретного студента для просмотра его посещаемости в текущем учебном году. На экране отображается история посещаемости студента с возможностью просмотреть статус на каждое занятие и при необходимости изменить его.</w:t>
-      </w:r>
+      </w:pPr>
     </w:p>
     <w:p>
       <w:pPr>
@@ -6788,7 +7604,22 @@
         <w:rPr>
           <w:rFonts w:cs="Times New Roman"/>
           <w:szCs w:val="28"/>
-          <w:lang w:val="en-US"/>
+        </w:rPr>
+      </w:pPr>
+      <w:r>
+        <w:rPr>
+          <w:rFonts w:cs="Times New Roman"/>
+          <w:szCs w:val="28"/>
+        </w:rPr>
+        <w:t>Преподаватель также может выбрать конкретного студента для просмотра его посещаемости в текущем учебном году. На экране отображается история посещаемости студента с возможностью просмотреть статус на каждое занятие и при необходимости изменить его.</w:t>
+      </w:r>
+    </w:p>
+    <w:p>
+      <w:pPr>
+        <w:ind w:left="284" w:firstLine="425"/>
+        <w:rPr>
+          <w:rFonts w:cs="Times New Roman"/>
+          <w:szCs w:val="28"/>
         </w:rPr>
       </w:pPr>
     </w:p>
@@ -6876,7 +7707,35 @@
           <w:rFonts w:cs="Times New Roman"/>
           <w:szCs w:val="28"/>
         </w:rPr>
-        <w:t>Рисунок 2.13 - Просмотр посещаемости выбранного студента</w:t>
+        <w:t xml:space="preserve">Рисунок </w:t>
+      </w:r>
+      <w:r>
+        <w:rPr>
+          <w:rFonts w:cs="Times New Roman"/>
+          <w:szCs w:val="28"/>
+        </w:rPr>
+        <w:t>5</w:t>
+      </w:r>
+      <w:r>
+        <w:rPr>
+          <w:rFonts w:cs="Times New Roman"/>
+          <w:szCs w:val="28"/>
+        </w:rPr>
+        <w:t>.</w:t>
+      </w:r>
+      <w:r>
+        <w:rPr>
+          <w:rFonts w:cs="Times New Roman"/>
+          <w:szCs w:val="28"/>
+        </w:rPr>
+        <w:t>2</w:t>
+      </w:r>
+      <w:r>
+        <w:rPr>
+          <w:rFonts w:cs="Times New Roman"/>
+          <w:szCs w:val="28"/>
+        </w:rPr>
+        <w:t xml:space="preserve"> - Просмотр посещаемости выбранного студента</w:t>
       </w:r>
     </w:p>
     <w:p>
@@ -7006,7 +7865,37 @@
           <w:rFonts w:cs="Times New Roman"/>
           <w:szCs w:val="28"/>
         </w:rPr>
-        <w:t>Рисунок 2.14 - Просмотр посещаемости выбранной группы</w:t>
+        <w:t xml:space="preserve">Рисунок </w:t>
+      </w:r>
+      <w:r>
+        <w:rPr>
+          <w:rFonts w:cs="Times New Roman"/>
+          <w:szCs w:val="28"/>
+          <w:lang w:val="en-US"/>
+        </w:rPr>
+        <w:t>5</w:t>
+      </w:r>
+      <w:r>
+        <w:rPr>
+          <w:rFonts w:cs="Times New Roman"/>
+          <w:szCs w:val="28"/>
+        </w:rPr>
+        <w:t>.</w:t>
+      </w:r>
+      <w:r>
+        <w:rPr>
+          <w:rFonts w:cs="Times New Roman"/>
+          <w:szCs w:val="28"/>
+          <w:lang w:val="en-US"/>
+        </w:rPr>
+        <w:t>3</w:t>
+      </w:r>
+      <w:r>
+        <w:rPr>
+          <w:rFonts w:cs="Times New Roman"/>
+          <w:szCs w:val="28"/>
+        </w:rPr>
+        <w:t xml:space="preserve"> - Просмотр посещаемости выбранной группы</w:t>
       </w:r>
     </w:p>
     <w:p>
@@ -7095,7 +7984,31 @@
         <w:ind w:left="284" w:right="282" w:firstLine="425"/>
       </w:pPr>
       <w:r>
-        <w:t>В ходе выполнения работы были решены следующие задачи: спроектирована и создана база данных в PostgreSQL, приведённая к третьей нормальной форме; разработано серверное приложение на Java с использованием Spring Boot, обеспечивающее обработку запросов и взаимодействие с базой данных через Spring Data JPA; создан пользовательский интерфейс с помощью шаблонизатора Thymeleaf, полностью соответствующий руководству по стилю; реализован функционал просмотра, добавления и редактирования продукции; разработан метод расчёта общего времени изготовления продукции на основе данных о цехах; создан метод расчёта необходимого количества сырья с учётом коэффициента типа продукции и процента потерь материала; реализована обработка ошибок с информированием пользователя через цветные уведомления.</w:t>
+        <w:t xml:space="preserve">В ходе выполнения работы были решены следующие задачи: спроектирована и создана база данных в </w:t>
+      </w:r>
+      <w:proofErr w:type="spellStart"/>
+      <w:r>
+        <w:t>PostgreSQL</w:t>
+      </w:r>
+      <w:proofErr w:type="spellEnd"/>
+      <w:r>
+        <w:t xml:space="preserve">, приведённая к третьей нормальной форме; разработано серверное приложение на Java с использованием Spring Boot, обеспечивающее обработку запросов и взаимодействие с базой данных через Spring Data JPA; создан пользовательский интерфейс с помощью </w:t>
+      </w:r>
+      <w:proofErr w:type="spellStart"/>
+      <w:r>
+        <w:t>шаблонизатора</w:t>
+      </w:r>
+      <w:proofErr w:type="spellEnd"/>
+      <w:r>
+        <w:t xml:space="preserve"> </w:t>
+      </w:r>
+      <w:proofErr w:type="spellStart"/>
+      <w:r>
+        <w:t>Thymeleaf</w:t>
+      </w:r>
+      <w:proofErr w:type="spellEnd"/>
+      <w:r>
+        <w:t>, полностью соответствующий руководству по стилю; реализован функционал просмотра, добавления и редактирования продукции; разработан метод расчёта общего времени изготовления продукции на основе данных о цехах; создан метод расчёта необходимого количества сырья с учётом коэффициента типа продукции и процента потерь материала; реализована обработка ошибок с информированием пользователя через цветные уведомления.</w:t>
       </w:r>
     </w:p>
     <w:p>
@@ -7103,7 +8016,23 @@
         <w:ind w:left="284" w:right="282" w:firstLine="425"/>
       </w:pPr>
       <w:r>
-        <w:t>Тема проекта оказалась многогранной и интересной, поскольку потребовала освоения и практического применения современных технологий: Spring Boot, Spring Data JPA, PostgreSQL, Thymeleaf. В процессе выполнения работы были углублены знания уже знакомых инструментов и изучены новые подходы к построению веб-приложений.</w:t>
+        <w:t xml:space="preserve">Тема проекта оказалась многогранной и интересной, поскольку потребовала освоения и практического применения современных технологий: Spring Boot, Spring Data JPA, </w:t>
+      </w:r>
+      <w:proofErr w:type="spellStart"/>
+      <w:r>
+        <w:t>PostgreSQL</w:t>
+      </w:r>
+      <w:proofErr w:type="spellEnd"/>
+      <w:r>
+        <w:t xml:space="preserve">, </w:t>
+      </w:r>
+      <w:proofErr w:type="spellStart"/>
+      <w:r>
+        <w:t>Thymeleaf</w:t>
+      </w:r>
+      <w:proofErr w:type="spellEnd"/>
+      <w:r>
+        <w:t>. В процессе выполнения работы были углублены знания уже знакомых инструментов и изучены новые подходы к построению веб-приложений.</w:t>
       </w:r>
     </w:p>
     <w:p>
@@ -7150,9 +8079,11 @@
       <w:r>
         <w:t xml:space="preserve"> </w:t>
       </w:r>
+      <w:proofErr w:type="spellStart"/>
       <w:r>
         <w:t>MaterialCalculator</w:t>
       </w:r>
+      <w:proofErr w:type="spellEnd"/>
       <w:r>
         <w:t>.</w:t>
       </w:r>
@@ -7183,6 +8114,8 @@
         </w:rPr>
         <w:t xml:space="preserve">package </w:t>
       </w:r>
+      <w:proofErr w:type="spellStart"/>
+      <w:proofErr w:type="gramStart"/>
       <w:r>
         <w:rPr>
           <w:rFonts w:ascii="Courier New" w:hAnsi="Courier New" w:cs="Courier New"/>
@@ -7192,8 +8125,34 @@
           <w:szCs w:val="24"/>
           <w:lang w:val="en-US"/>
         </w:rPr>
-        <w:t>com.practice.uchebnayapraktika.Services</w:t>
-      </w:r>
+        <w:t>com.practice</w:t>
+      </w:r>
+      <w:proofErr w:type="gramEnd"/>
+      <w:r>
+        <w:rPr>
+          <w:rFonts w:ascii="Courier New" w:hAnsi="Courier New" w:cs="Courier New"/>
+          <w:i/>
+          <w:iCs/>
+          <w:sz w:val="24"/>
+          <w:szCs w:val="24"/>
+          <w:lang w:val="en-US"/>
+        </w:rPr>
+        <w:t>.</w:t>
+      </w:r>
+      <w:proofErr w:type="gramStart"/>
+      <w:r>
+        <w:rPr>
+          <w:rFonts w:ascii="Courier New" w:hAnsi="Courier New" w:cs="Courier New"/>
+          <w:i/>
+          <w:iCs/>
+          <w:sz w:val="24"/>
+          <w:szCs w:val="24"/>
+          <w:lang w:val="en-US"/>
+        </w:rPr>
+        <w:t>uchebnayapraktika.Services</w:t>
+      </w:r>
+      <w:proofErr w:type="spellEnd"/>
+      <w:proofErr w:type="gramEnd"/>
       <w:r>
         <w:rPr>
           <w:rFonts w:ascii="Courier New" w:hAnsi="Courier New" w:cs="Courier New"/>
@@ -7236,6 +8195,8 @@
         </w:rPr>
         <w:t xml:space="preserve">import </w:t>
       </w:r>
+      <w:proofErr w:type="spellStart"/>
+      <w:proofErr w:type="gramStart"/>
       <w:r>
         <w:rPr>
           <w:rFonts w:ascii="Courier New" w:hAnsi="Courier New" w:cs="Courier New"/>
@@ -7245,8 +8206,21 @@
           <w:szCs w:val="24"/>
           <w:lang w:val="en-US"/>
         </w:rPr>
-        <w:t>java.util.Optional</w:t>
-      </w:r>
+        <w:t>java.util</w:t>
+      </w:r>
+      <w:proofErr w:type="gramEnd"/>
+      <w:r>
+        <w:rPr>
+          <w:rFonts w:ascii="Courier New" w:hAnsi="Courier New" w:cs="Courier New"/>
+          <w:i/>
+          <w:iCs/>
+          <w:sz w:val="24"/>
+          <w:szCs w:val="24"/>
+          <w:lang w:val="en-US"/>
+        </w:rPr>
+        <w:t>.Optional</w:t>
+      </w:r>
+      <w:proofErr w:type="spellEnd"/>
       <w:r>
         <w:rPr>
           <w:rFonts w:ascii="Courier New" w:hAnsi="Courier New" w:cs="Courier New"/>
@@ -7289,6 +8263,8 @@
         </w:rPr>
         <w:t xml:space="preserve">import </w:t>
       </w:r>
+      <w:proofErr w:type="spellStart"/>
+      <w:proofErr w:type="gramStart"/>
       <w:r>
         <w:rPr>
           <w:rFonts w:ascii="Courier New" w:hAnsi="Courier New" w:cs="Courier New"/>
@@ -7298,8 +8274,58 @@
           <w:szCs w:val="24"/>
           <w:lang w:val="en-US"/>
         </w:rPr>
-        <w:t>org.springframework.beans.factory.annotation.Autowired</w:t>
-      </w:r>
+        <w:t>org.springframework</w:t>
+      </w:r>
+      <w:proofErr w:type="gramEnd"/>
+      <w:r>
+        <w:rPr>
+          <w:rFonts w:ascii="Courier New" w:hAnsi="Courier New" w:cs="Courier New"/>
+          <w:i/>
+          <w:iCs/>
+          <w:sz w:val="24"/>
+          <w:szCs w:val="24"/>
+          <w:lang w:val="en-US"/>
+        </w:rPr>
+        <w:t>.</w:t>
+      </w:r>
+      <w:proofErr w:type="gramStart"/>
+      <w:r>
+        <w:rPr>
+          <w:rFonts w:ascii="Courier New" w:hAnsi="Courier New" w:cs="Courier New"/>
+          <w:i/>
+          <w:iCs/>
+          <w:sz w:val="24"/>
+          <w:szCs w:val="24"/>
+          <w:lang w:val="en-US"/>
+        </w:rPr>
+        <w:t>beans.factory</w:t>
+      </w:r>
+      <w:proofErr w:type="gramEnd"/>
+      <w:r>
+        <w:rPr>
+          <w:rFonts w:ascii="Courier New" w:hAnsi="Courier New" w:cs="Courier New"/>
+          <w:i/>
+          <w:iCs/>
+          <w:sz w:val="24"/>
+          <w:szCs w:val="24"/>
+          <w:lang w:val="en-US"/>
+        </w:rPr>
+        <w:t>.</w:t>
+      </w:r>
+      <w:proofErr w:type="gramStart"/>
+      <w:r>
+        <w:rPr>
+          <w:rFonts w:ascii="Courier New" w:hAnsi="Courier New" w:cs="Courier New"/>
+          <w:i/>
+          <w:iCs/>
+          <w:sz w:val="24"/>
+          <w:szCs w:val="24"/>
+          <w:lang w:val="en-US"/>
+        </w:rPr>
+        <w:t>annotation.Autowired</w:t>
+      </w:r>
+      <w:proofErr w:type="spellEnd"/>
+      <w:proofErr w:type="gramEnd"/>
       <w:r>
         <w:rPr>
           <w:rFonts w:ascii="Courier New" w:hAnsi="Courier New" w:cs="Courier New"/>
@@ -7330,6 +8356,8 @@
         </w:rPr>
         <w:t xml:space="preserve">import </w:t>
       </w:r>
+      <w:proofErr w:type="spellStart"/>
+      <w:proofErr w:type="gramStart"/>
       <w:r>
         <w:rPr>
           <w:rFonts w:ascii="Courier New" w:hAnsi="Courier New" w:cs="Courier New"/>
@@ -7339,8 +8367,34 @@
           <w:szCs w:val="24"/>
           <w:lang w:val="en-US"/>
         </w:rPr>
-        <w:t>org.springframework.stereotype.Component</w:t>
-      </w:r>
+        <w:t>org.springframework</w:t>
+      </w:r>
+      <w:proofErr w:type="gramEnd"/>
+      <w:r>
+        <w:rPr>
+          <w:rFonts w:ascii="Courier New" w:hAnsi="Courier New" w:cs="Courier New"/>
+          <w:i/>
+          <w:iCs/>
+          <w:sz w:val="24"/>
+          <w:szCs w:val="24"/>
+          <w:lang w:val="en-US"/>
+        </w:rPr>
+        <w:t>.</w:t>
+      </w:r>
+      <w:proofErr w:type="gramStart"/>
+      <w:r>
+        <w:rPr>
+          <w:rFonts w:ascii="Courier New" w:hAnsi="Courier New" w:cs="Courier New"/>
+          <w:i/>
+          <w:iCs/>
+          <w:sz w:val="24"/>
+          <w:szCs w:val="24"/>
+          <w:lang w:val="en-US"/>
+        </w:rPr>
+        <w:t>stereotype.Component</w:t>
+      </w:r>
+      <w:proofErr w:type="spellEnd"/>
+      <w:proofErr w:type="gramEnd"/>
       <w:r>
         <w:rPr>
           <w:rFonts w:ascii="Courier New" w:hAnsi="Courier New" w:cs="Courier New"/>
@@ -7383,6 +8437,8 @@
         </w:rPr>
         <w:t xml:space="preserve">import </w:t>
       </w:r>
+      <w:proofErr w:type="spellStart"/>
+      <w:proofErr w:type="gramStart"/>
       <w:r>
         <w:rPr>
           <w:rFonts w:ascii="Courier New" w:hAnsi="Courier New" w:cs="Courier New"/>
@@ -7392,8 +8448,34 @@
           <w:szCs w:val="24"/>
           <w:lang w:val="en-US"/>
         </w:rPr>
-        <w:t>com.practice.uchebnayapraktika.Entitys.MaterialType</w:t>
-      </w:r>
+        <w:t>com.practice</w:t>
+      </w:r>
+      <w:proofErr w:type="gramEnd"/>
+      <w:r>
+        <w:rPr>
+          <w:rFonts w:ascii="Courier New" w:hAnsi="Courier New" w:cs="Courier New"/>
+          <w:i/>
+          <w:iCs/>
+          <w:sz w:val="24"/>
+          <w:szCs w:val="24"/>
+          <w:lang w:val="en-US"/>
+        </w:rPr>
+        <w:t>.</w:t>
+      </w:r>
+      <w:proofErr w:type="gramStart"/>
+      <w:r>
+        <w:rPr>
+          <w:rFonts w:ascii="Courier New" w:hAnsi="Courier New" w:cs="Courier New"/>
+          <w:i/>
+          <w:iCs/>
+          <w:sz w:val="24"/>
+          <w:szCs w:val="24"/>
+          <w:lang w:val="en-US"/>
+        </w:rPr>
+        <w:t>uchebnayapraktika.Entitys.MaterialType</w:t>
+      </w:r>
+      <w:proofErr w:type="spellEnd"/>
+      <w:proofErr w:type="gramEnd"/>
       <w:r>
         <w:rPr>
           <w:rFonts w:ascii="Courier New" w:hAnsi="Courier New" w:cs="Courier New"/>
@@ -7424,6 +8506,8 @@
         </w:rPr>
         <w:t xml:space="preserve">import </w:t>
       </w:r>
+      <w:proofErr w:type="spellStart"/>
+      <w:proofErr w:type="gramStart"/>
       <w:r>
         <w:rPr>
           <w:rFonts w:ascii="Courier New" w:hAnsi="Courier New" w:cs="Courier New"/>
@@ -7433,8 +8517,34 @@
           <w:szCs w:val="24"/>
           <w:lang w:val="en-US"/>
         </w:rPr>
-        <w:t>com.practice.uchebnayapraktika.Entitys.ProductType</w:t>
-      </w:r>
+        <w:t>com.practice</w:t>
+      </w:r>
+      <w:proofErr w:type="gramEnd"/>
+      <w:r>
+        <w:rPr>
+          <w:rFonts w:ascii="Courier New" w:hAnsi="Courier New" w:cs="Courier New"/>
+          <w:i/>
+          <w:iCs/>
+          <w:sz w:val="24"/>
+          <w:szCs w:val="24"/>
+          <w:lang w:val="en-US"/>
+        </w:rPr>
+        <w:t>.</w:t>
+      </w:r>
+      <w:proofErr w:type="gramStart"/>
+      <w:r>
+        <w:rPr>
+          <w:rFonts w:ascii="Courier New" w:hAnsi="Courier New" w:cs="Courier New"/>
+          <w:i/>
+          <w:iCs/>
+          <w:sz w:val="24"/>
+          <w:szCs w:val="24"/>
+          <w:lang w:val="en-US"/>
+        </w:rPr>
+        <w:t>uchebnayapraktika.Entitys.ProductType</w:t>
+      </w:r>
+      <w:proofErr w:type="spellEnd"/>
+      <w:proofErr w:type="gramEnd"/>
       <w:r>
         <w:rPr>
           <w:rFonts w:ascii="Courier New" w:hAnsi="Courier New" w:cs="Courier New"/>
@@ -7467,6 +8577,8 @@
         </w:rPr>
         <w:t xml:space="preserve">import </w:t>
       </w:r>
+      <w:proofErr w:type="spellStart"/>
+      <w:proofErr w:type="gramStart"/>
       <w:r>
         <w:rPr>
           <w:rFonts w:ascii="Courier New" w:hAnsi="Courier New" w:cs="Courier New"/>
@@ -7476,7 +8588,44 @@
           <w:szCs w:val="24"/>
           <w:lang w:val="en-US"/>
         </w:rPr>
-        <w:t>com.practice.uchebnayapraktika.Repositories.</w:t>
+        <w:t>com.practice</w:t>
+      </w:r>
+      <w:proofErr w:type="gramEnd"/>
+      <w:r>
+        <w:rPr>
+          <w:rFonts w:ascii="Courier New" w:hAnsi="Courier New" w:cs="Courier New"/>
+          <w:i/>
+          <w:iCs/>
+          <w:sz w:val="24"/>
+          <w:szCs w:val="24"/>
+          <w:lang w:val="en-US"/>
+        </w:rPr>
+        <w:t>.</w:t>
+      </w:r>
+      <w:proofErr w:type="gramStart"/>
+      <w:r>
+        <w:rPr>
+          <w:rFonts w:ascii="Courier New" w:hAnsi="Courier New" w:cs="Courier New"/>
+          <w:i/>
+          <w:iCs/>
+          <w:sz w:val="24"/>
+          <w:szCs w:val="24"/>
+          <w:lang w:val="en-US"/>
+        </w:rPr>
+        <w:t>uchebnayapraktika.Repositories</w:t>
+      </w:r>
+      <w:proofErr w:type="spellEnd"/>
+      <w:proofErr w:type="gramEnd"/>
+      <w:r>
+        <w:rPr>
+          <w:rFonts w:ascii="Courier New" w:hAnsi="Courier New" w:cs="Courier New"/>
+          <w:i/>
+          <w:iCs/>
+          <w:sz w:val="24"/>
+          <w:szCs w:val="24"/>
+          <w:lang w:val="en-US"/>
+        </w:rPr>
+        <w:t>.</w:t>
       </w:r>
     </w:p>
     <w:p>
@@ -7490,6 +8639,7 @@
           <w:lang w:val="en-US"/>
         </w:rPr>
       </w:pPr>
+      <w:proofErr w:type="spellStart"/>
       <w:r>
         <w:rPr>
           <w:rFonts w:ascii="Courier New" w:hAnsi="Courier New" w:cs="Courier New"/>
@@ -7501,6 +8651,7 @@
         </w:rPr>
         <w:t>MaterialTypeRepository</w:t>
       </w:r>
+      <w:proofErr w:type="spellEnd"/>
       <w:r>
         <w:rPr>
           <w:rFonts w:ascii="Courier New" w:hAnsi="Courier New" w:cs="Courier New"/>
@@ -7533,6 +8684,8 @@
         </w:rPr>
         <w:t xml:space="preserve">import </w:t>
       </w:r>
+      <w:proofErr w:type="spellStart"/>
+      <w:proofErr w:type="gramStart"/>
       <w:r>
         <w:rPr>
           <w:rFonts w:ascii="Courier New" w:hAnsi="Courier New" w:cs="Courier New"/>
@@ -7542,7 +8695,44 @@
           <w:szCs w:val="24"/>
           <w:lang w:val="en-US"/>
         </w:rPr>
-        <w:t>com.practice.uchebnayapraktika.Repositories.</w:t>
+        <w:t>com.practice</w:t>
+      </w:r>
+      <w:proofErr w:type="gramEnd"/>
+      <w:r>
+        <w:rPr>
+          <w:rFonts w:ascii="Courier New" w:hAnsi="Courier New" w:cs="Courier New"/>
+          <w:i/>
+          <w:iCs/>
+          <w:sz w:val="24"/>
+          <w:szCs w:val="24"/>
+          <w:lang w:val="en-US"/>
+        </w:rPr>
+        <w:t>.</w:t>
+      </w:r>
+      <w:proofErr w:type="gramStart"/>
+      <w:r>
+        <w:rPr>
+          <w:rFonts w:ascii="Courier New" w:hAnsi="Courier New" w:cs="Courier New"/>
+          <w:i/>
+          <w:iCs/>
+          <w:sz w:val="24"/>
+          <w:szCs w:val="24"/>
+          <w:lang w:val="en-US"/>
+        </w:rPr>
+        <w:t>uchebnayapraktika.Repositories</w:t>
+      </w:r>
+      <w:proofErr w:type="spellEnd"/>
+      <w:proofErr w:type="gramEnd"/>
+      <w:r>
+        <w:rPr>
+          <w:rFonts w:ascii="Courier New" w:hAnsi="Courier New" w:cs="Courier New"/>
+          <w:i/>
+          <w:iCs/>
+          <w:sz w:val="24"/>
+          <w:szCs w:val="24"/>
+          <w:lang w:val="en-US"/>
+        </w:rPr>
+        <w:t>.</w:t>
       </w:r>
     </w:p>
     <w:p>
@@ -7556,6 +8746,7 @@
           <w:lang w:val="en-US"/>
         </w:rPr>
       </w:pPr>
+      <w:proofErr w:type="spellStart"/>
       <w:r>
         <w:rPr>
           <w:rFonts w:ascii="Courier New" w:hAnsi="Courier New" w:cs="Courier New"/>
@@ -7567,6 +8758,7 @@
         </w:rPr>
         <w:t>ProductTypeRepository</w:t>
       </w:r>
+      <w:proofErr w:type="spellEnd"/>
       <w:r>
         <w:rPr>
           <w:rFonts w:ascii="Courier New" w:hAnsi="Courier New" w:cs="Courier New"/>
@@ -7659,7 +8851,27 @@
           <w:szCs w:val="24"/>
           <w:lang w:val="en-US"/>
         </w:rPr>
-        <w:t xml:space="preserve"> MaterialCalculator {</w:t>
+        <w:t xml:space="preserve"> </w:t>
+      </w:r>
+      <w:proofErr w:type="spellStart"/>
+      <w:r>
+        <w:rPr>
+          <w:rFonts w:ascii="Courier New" w:hAnsi="Courier New" w:cs="Courier New"/>
+          <w:sz w:val="24"/>
+          <w:szCs w:val="24"/>
+          <w:lang w:val="en-US"/>
+        </w:rPr>
+        <w:t>MaterialCalculator</w:t>
+      </w:r>
+      <w:proofErr w:type="spellEnd"/>
+      <w:r>
+        <w:rPr>
+          <w:rFonts w:ascii="Courier New" w:hAnsi="Courier New" w:cs="Courier New"/>
+          <w:sz w:val="24"/>
+          <w:szCs w:val="24"/>
+          <w:lang w:val="en-US"/>
+        </w:rPr>
+        <w:t xml:space="preserve"> {</w:t>
       </w:r>
     </w:p>
     <w:p>
@@ -7742,7 +8954,47 @@
           <w:szCs w:val="24"/>
           <w:lang w:val="en-US"/>
         </w:rPr>
-        <w:t xml:space="preserve"> ProductTypeRepository productTypeRepository;</w:t>
+        <w:t xml:space="preserve"> </w:t>
+      </w:r>
+      <w:proofErr w:type="spellStart"/>
+      <w:r>
+        <w:rPr>
+          <w:rFonts w:ascii="Courier New" w:hAnsi="Courier New" w:cs="Courier New"/>
+          <w:sz w:val="24"/>
+          <w:szCs w:val="24"/>
+          <w:lang w:val="en-US"/>
+        </w:rPr>
+        <w:t>ProductTypeRepository</w:t>
+      </w:r>
+      <w:proofErr w:type="spellEnd"/>
+      <w:r>
+        <w:rPr>
+          <w:rFonts w:ascii="Courier New" w:hAnsi="Courier New" w:cs="Courier New"/>
+          <w:sz w:val="24"/>
+          <w:szCs w:val="24"/>
+          <w:lang w:val="en-US"/>
+        </w:rPr>
+        <w:t xml:space="preserve"> </w:t>
+      </w:r>
+      <w:proofErr w:type="spellStart"/>
+      <w:r>
+        <w:rPr>
+          <w:rFonts w:ascii="Courier New" w:hAnsi="Courier New" w:cs="Courier New"/>
+          <w:sz w:val="24"/>
+          <w:szCs w:val="24"/>
+          <w:lang w:val="en-US"/>
+        </w:rPr>
+        <w:t>productTypeRepository</w:t>
+      </w:r>
+      <w:proofErr w:type="spellEnd"/>
+      <w:r>
+        <w:rPr>
+          <w:rFonts w:ascii="Courier New" w:hAnsi="Courier New" w:cs="Courier New"/>
+          <w:sz w:val="24"/>
+          <w:szCs w:val="24"/>
+          <w:lang w:val="en-US"/>
+        </w:rPr>
+        <w:t>;</w:t>
       </w:r>
     </w:p>
     <w:p>
@@ -7825,7 +9077,47 @@
           <w:szCs w:val="24"/>
           <w:lang w:val="en-US"/>
         </w:rPr>
-        <w:t xml:space="preserve"> MaterialTypeRepository materialTypeRepository;</w:t>
+        <w:t xml:space="preserve"> </w:t>
+      </w:r>
+      <w:proofErr w:type="spellStart"/>
+      <w:r>
+        <w:rPr>
+          <w:rFonts w:ascii="Courier New" w:hAnsi="Courier New" w:cs="Courier New"/>
+          <w:sz w:val="24"/>
+          <w:szCs w:val="24"/>
+          <w:lang w:val="en-US"/>
+        </w:rPr>
+        <w:t>MaterialTypeRepository</w:t>
+      </w:r>
+      <w:proofErr w:type="spellEnd"/>
+      <w:r>
+        <w:rPr>
+          <w:rFonts w:ascii="Courier New" w:hAnsi="Courier New" w:cs="Courier New"/>
+          <w:sz w:val="24"/>
+          <w:szCs w:val="24"/>
+          <w:lang w:val="en-US"/>
+        </w:rPr>
+        <w:t xml:space="preserve"> </w:t>
+      </w:r>
+      <w:proofErr w:type="spellStart"/>
+      <w:r>
+        <w:rPr>
+          <w:rFonts w:ascii="Courier New" w:hAnsi="Courier New" w:cs="Courier New"/>
+          <w:sz w:val="24"/>
+          <w:szCs w:val="24"/>
+          <w:lang w:val="en-US"/>
+        </w:rPr>
+        <w:t>materialTypeRepository</w:t>
+      </w:r>
+      <w:proofErr w:type="spellEnd"/>
+      <w:r>
+        <w:rPr>
+          <w:rFonts w:ascii="Courier New" w:hAnsi="Courier New" w:cs="Courier New"/>
+          <w:sz w:val="24"/>
+          <w:szCs w:val="24"/>
+          <w:lang w:val="en-US"/>
+        </w:rPr>
+        <w:t>;</w:t>
       </w:r>
     </w:p>
     <w:p>
@@ -7887,8 +9179,30 @@
           <w:szCs w:val="24"/>
           <w:lang w:val="en-US"/>
         </w:rPr>
-        <w:t xml:space="preserve"> int calculateRawMaterialQuantity(</w:t>
-      </w:r>
+        <w:t xml:space="preserve"> int </w:t>
+      </w:r>
+      <w:proofErr w:type="spellStart"/>
+      <w:proofErr w:type="gramStart"/>
+      <w:r>
+        <w:rPr>
+          <w:rFonts w:ascii="Courier New" w:hAnsi="Courier New" w:cs="Courier New"/>
+          <w:sz w:val="24"/>
+          <w:szCs w:val="24"/>
+          <w:lang w:val="en-US"/>
+        </w:rPr>
+        <w:t>calculateRawMaterialQuantity</w:t>
+      </w:r>
+      <w:proofErr w:type="spellEnd"/>
+      <w:r>
+        <w:rPr>
+          <w:rFonts w:ascii="Courier New" w:hAnsi="Courier New" w:cs="Courier New"/>
+          <w:sz w:val="24"/>
+          <w:szCs w:val="24"/>
+          <w:lang w:val="en-US"/>
+        </w:rPr>
+        <w:t>(</w:t>
+      </w:r>
+      <w:proofErr w:type="gramEnd"/>
     </w:p>
     <w:p>
       <w:pPr>
@@ -7908,7 +9222,27 @@
           <w:szCs w:val="24"/>
           <w:lang w:val="en-US"/>
         </w:rPr>
-        <w:t>            Integer productTypeId,</w:t>
+        <w:t xml:space="preserve">            Integer </w:t>
+      </w:r>
+      <w:proofErr w:type="spellStart"/>
+      <w:r>
+        <w:rPr>
+          <w:rFonts w:ascii="Courier New" w:hAnsi="Courier New" w:cs="Courier New"/>
+          <w:sz w:val="24"/>
+          <w:szCs w:val="24"/>
+          <w:lang w:val="en-US"/>
+        </w:rPr>
+        <w:t>productTypeId</w:t>
+      </w:r>
+      <w:proofErr w:type="spellEnd"/>
+      <w:r>
+        <w:rPr>
+          <w:rFonts w:ascii="Courier New" w:hAnsi="Courier New" w:cs="Courier New"/>
+          <w:sz w:val="24"/>
+          <w:szCs w:val="24"/>
+          <w:lang w:val="en-US"/>
+        </w:rPr>
+        <w:t>,</w:t>
       </w:r>
     </w:p>
     <w:p>
@@ -7929,7 +9263,27 @@
           <w:szCs w:val="24"/>
           <w:lang w:val="en-US"/>
         </w:rPr>
-        <w:t>            Integer materialTypeId,</w:t>
+        <w:t xml:space="preserve">            Integer </w:t>
+      </w:r>
+      <w:proofErr w:type="spellStart"/>
+      <w:r>
+        <w:rPr>
+          <w:rFonts w:ascii="Courier New" w:hAnsi="Courier New" w:cs="Courier New"/>
+          <w:sz w:val="24"/>
+          <w:szCs w:val="24"/>
+          <w:lang w:val="en-US"/>
+        </w:rPr>
+        <w:t>materialTypeId</w:t>
+      </w:r>
+      <w:proofErr w:type="spellEnd"/>
+      <w:r>
+        <w:rPr>
+          <w:rFonts w:ascii="Courier New" w:hAnsi="Courier New" w:cs="Courier New"/>
+          <w:sz w:val="24"/>
+          <w:szCs w:val="24"/>
+          <w:lang w:val="en-US"/>
+        </w:rPr>
+        <w:t>,</w:t>
       </w:r>
     </w:p>
     <w:p>
@@ -7950,7 +9304,27 @@
           <w:szCs w:val="24"/>
           <w:lang w:val="en-US"/>
         </w:rPr>
-        <w:t>            Integer productQuantity,</w:t>
+        <w:t xml:space="preserve">            Integer </w:t>
+      </w:r>
+      <w:proofErr w:type="spellStart"/>
+      <w:r>
+        <w:rPr>
+          <w:rFonts w:ascii="Courier New" w:hAnsi="Courier New" w:cs="Courier New"/>
+          <w:sz w:val="24"/>
+          <w:szCs w:val="24"/>
+          <w:lang w:val="en-US"/>
+        </w:rPr>
+        <w:t>productQuantity</w:t>
+      </w:r>
+      <w:proofErr w:type="spellEnd"/>
+      <w:r>
+        <w:rPr>
+          <w:rFonts w:ascii="Courier New" w:hAnsi="Courier New" w:cs="Courier New"/>
+          <w:sz w:val="24"/>
+          <w:szCs w:val="24"/>
+          <w:lang w:val="en-US"/>
+        </w:rPr>
+        <w:t>,</w:t>
       </w:r>
     </w:p>
     <w:p>
@@ -8118,7 +9492,47 @@
           <w:szCs w:val="24"/>
           <w:lang w:val="en-US"/>
         </w:rPr>
-        <w:t xml:space="preserve">        if (productTypeId == null || materialTypeId == null || </w:t>
+        <w:t>        if (</w:t>
+      </w:r>
+      <w:proofErr w:type="spellStart"/>
+      <w:r>
+        <w:rPr>
+          <w:rFonts w:ascii="Courier New" w:hAnsi="Courier New" w:cs="Courier New"/>
+          <w:sz w:val="24"/>
+          <w:szCs w:val="24"/>
+          <w:lang w:val="en-US"/>
+        </w:rPr>
+        <w:t>productTypeId</w:t>
+      </w:r>
+      <w:proofErr w:type="spellEnd"/>
+      <w:r>
+        <w:rPr>
+          <w:rFonts w:ascii="Courier New" w:hAnsi="Courier New" w:cs="Courier New"/>
+          <w:sz w:val="24"/>
+          <w:szCs w:val="24"/>
+          <w:lang w:val="en-US"/>
+        </w:rPr>
+        <w:t xml:space="preserve"> == null || </w:t>
+      </w:r>
+      <w:proofErr w:type="spellStart"/>
+      <w:r>
+        <w:rPr>
+          <w:rFonts w:ascii="Courier New" w:hAnsi="Courier New" w:cs="Courier New"/>
+          <w:sz w:val="24"/>
+          <w:szCs w:val="24"/>
+          <w:lang w:val="en-US"/>
+        </w:rPr>
+        <w:t>materialTypeId</w:t>
+      </w:r>
+      <w:proofErr w:type="spellEnd"/>
+      <w:r>
+        <w:rPr>
+          <w:rFonts w:ascii="Courier New" w:hAnsi="Courier New" w:cs="Courier New"/>
+          <w:sz w:val="24"/>
+          <w:szCs w:val="24"/>
+          <w:lang w:val="en-US"/>
+        </w:rPr>
+        <w:t xml:space="preserve"> == null || </w:t>
       </w:r>
     </w:p>
     <w:p>
@@ -8139,7 +9553,27 @@
           <w:szCs w:val="24"/>
           <w:lang w:val="en-US"/>
         </w:rPr>
-        <w:t>            productQuantity == null || param1 == null || param2 == null) {</w:t>
+        <w:t xml:space="preserve">            </w:t>
+      </w:r>
+      <w:proofErr w:type="spellStart"/>
+      <w:r>
+        <w:rPr>
+          <w:rFonts w:ascii="Courier New" w:hAnsi="Courier New" w:cs="Courier New"/>
+          <w:sz w:val="24"/>
+          <w:szCs w:val="24"/>
+          <w:lang w:val="en-US"/>
+        </w:rPr>
+        <w:t>productQuantity</w:t>
+      </w:r>
+      <w:proofErr w:type="spellEnd"/>
+      <w:r>
+        <w:rPr>
+          <w:rFonts w:ascii="Courier New" w:hAnsi="Courier New" w:cs="Courier New"/>
+          <w:sz w:val="24"/>
+          <w:szCs w:val="24"/>
+          <w:lang w:val="en-US"/>
+        </w:rPr>
+        <w:t xml:space="preserve"> == null || param1 == null || param2 == null) {</w:t>
       </w:r>
     </w:p>
     <w:p>
@@ -8202,7 +9636,27 @@
           <w:szCs w:val="24"/>
           <w:lang w:val="en-US"/>
         </w:rPr>
-        <w:t>        if (productQuantity &lt;= 0 || param1 &lt;= 0 || param2 &lt;= 0) {</w:t>
+        <w:t>        if (</w:t>
+      </w:r>
+      <w:proofErr w:type="spellStart"/>
+      <w:r>
+        <w:rPr>
+          <w:rFonts w:ascii="Courier New" w:hAnsi="Courier New" w:cs="Courier New"/>
+          <w:sz w:val="24"/>
+          <w:szCs w:val="24"/>
+          <w:lang w:val="en-US"/>
+        </w:rPr>
+        <w:t>productQuantity</w:t>
+      </w:r>
+      <w:proofErr w:type="spellEnd"/>
+      <w:r>
+        <w:rPr>
+          <w:rFonts w:ascii="Courier New" w:hAnsi="Courier New" w:cs="Courier New"/>
+          <w:sz w:val="24"/>
+          <w:szCs w:val="24"/>
+          <w:lang w:val="en-US"/>
+        </w:rPr>
+        <w:t xml:space="preserve"> &lt;= 0 || param1 &lt;= 0 || param2 &lt;= 0) {</w:t>
       </w:r>
     </w:p>
     <w:p>
@@ -8224,13 +9678,23 @@
         </w:rPr>
         <w:t xml:space="preserve">            </w:t>
       </w:r>
-      <w:r>
-        <w:rPr>
-          <w:rFonts w:ascii="Courier New" w:hAnsi="Courier New" w:cs="Courier New"/>
-          <w:sz w:val="24"/>
-          <w:szCs w:val="24"/>
-        </w:rPr>
-        <w:t>return -1;</w:t>
+      <w:proofErr w:type="spellStart"/>
+      <w:r>
+        <w:rPr>
+          <w:rFonts w:ascii="Courier New" w:hAnsi="Courier New" w:cs="Courier New"/>
+          <w:sz w:val="24"/>
+          <w:szCs w:val="24"/>
+        </w:rPr>
+        <w:t>return</w:t>
+      </w:r>
+      <w:proofErr w:type="spellEnd"/>
+      <w:r>
+        <w:rPr>
+          <w:rFonts w:ascii="Courier New" w:hAnsi="Courier New" w:cs="Courier New"/>
+          <w:sz w:val="24"/>
+          <w:szCs w:val="24"/>
+        </w:rPr>
+        <w:t xml:space="preserve"> -1;</w:t>
       </w:r>
     </w:p>
     <w:p>
@@ -8326,7 +9790,87 @@
           <w:szCs w:val="24"/>
           <w:lang w:val="en-US"/>
         </w:rPr>
-        <w:t>Optional&lt;ProductType&gt; productTypeOpt = productTypeRepository.findById(productTypeId);</w:t>
+        <w:t>Optional&lt;</w:t>
+      </w:r>
+      <w:proofErr w:type="spellStart"/>
+      <w:r>
+        <w:rPr>
+          <w:rFonts w:ascii="Courier New" w:hAnsi="Courier New" w:cs="Courier New"/>
+          <w:sz w:val="24"/>
+          <w:szCs w:val="24"/>
+          <w:lang w:val="en-US"/>
+        </w:rPr>
+        <w:t>ProductType</w:t>
+      </w:r>
+      <w:proofErr w:type="spellEnd"/>
+      <w:r>
+        <w:rPr>
+          <w:rFonts w:ascii="Courier New" w:hAnsi="Courier New" w:cs="Courier New"/>
+          <w:sz w:val="24"/>
+          <w:szCs w:val="24"/>
+          <w:lang w:val="en-US"/>
+        </w:rPr>
+        <w:t xml:space="preserve">&gt; </w:t>
+      </w:r>
+      <w:proofErr w:type="spellStart"/>
+      <w:r>
+        <w:rPr>
+          <w:rFonts w:ascii="Courier New" w:hAnsi="Courier New" w:cs="Courier New"/>
+          <w:sz w:val="24"/>
+          <w:szCs w:val="24"/>
+          <w:lang w:val="en-US"/>
+        </w:rPr>
+        <w:t>productTypeOpt</w:t>
+      </w:r>
+      <w:proofErr w:type="spellEnd"/>
+      <w:r>
+        <w:rPr>
+          <w:rFonts w:ascii="Courier New" w:hAnsi="Courier New" w:cs="Courier New"/>
+          <w:sz w:val="24"/>
+          <w:szCs w:val="24"/>
+          <w:lang w:val="en-US"/>
+        </w:rPr>
+        <w:t xml:space="preserve"> = </w:t>
+      </w:r>
+      <w:proofErr w:type="spellStart"/>
+      <w:r>
+        <w:rPr>
+          <w:rFonts w:ascii="Courier New" w:hAnsi="Courier New" w:cs="Courier New"/>
+          <w:sz w:val="24"/>
+          <w:szCs w:val="24"/>
+          <w:lang w:val="en-US"/>
+        </w:rPr>
+        <w:t>productTypeRepository.findById</w:t>
+      </w:r>
+      <w:proofErr w:type="spellEnd"/>
+      <w:r>
+        <w:rPr>
+          <w:rFonts w:ascii="Courier New" w:hAnsi="Courier New" w:cs="Courier New"/>
+          <w:sz w:val="24"/>
+          <w:szCs w:val="24"/>
+          <w:lang w:val="en-US"/>
+        </w:rPr>
+        <w:t>(</w:t>
+      </w:r>
+      <w:proofErr w:type="spellStart"/>
+      <w:r>
+        <w:rPr>
+          <w:rFonts w:ascii="Courier New" w:hAnsi="Courier New" w:cs="Courier New"/>
+          <w:sz w:val="24"/>
+          <w:szCs w:val="24"/>
+          <w:lang w:val="en-US"/>
+        </w:rPr>
+        <w:t>productTypeId</w:t>
+      </w:r>
+      <w:proofErr w:type="spellEnd"/>
+      <w:r>
+        <w:rPr>
+          <w:rFonts w:ascii="Courier New" w:hAnsi="Courier New" w:cs="Courier New"/>
+          <w:sz w:val="24"/>
+          <w:szCs w:val="24"/>
+          <w:lang w:val="en-US"/>
+        </w:rPr>
+        <w:t>);</w:t>
       </w:r>
     </w:p>
     <w:p>
@@ -8347,7 +9891,27 @@
           <w:szCs w:val="24"/>
           <w:lang w:val="en-US"/>
         </w:rPr>
-        <w:t>        if (productTypeOpt.isEmpty()) {</w:t>
+        <w:t>        if (</w:t>
+      </w:r>
+      <w:proofErr w:type="spellStart"/>
+      <w:r>
+        <w:rPr>
+          <w:rFonts w:ascii="Courier New" w:hAnsi="Courier New" w:cs="Courier New"/>
+          <w:sz w:val="24"/>
+          <w:szCs w:val="24"/>
+          <w:lang w:val="en-US"/>
+        </w:rPr>
+        <w:t>productTypeOpt.isEmpty</w:t>
+      </w:r>
+      <w:proofErr w:type="spellEnd"/>
+      <w:r>
+        <w:rPr>
+          <w:rFonts w:ascii="Courier New" w:hAnsi="Courier New" w:cs="Courier New"/>
+          <w:sz w:val="24"/>
+          <w:szCs w:val="24"/>
+          <w:lang w:val="en-US"/>
+        </w:rPr>
+        <w:t>()) {</w:t>
       </w:r>
     </w:p>
     <w:p>
@@ -8621,7 +10185,87 @@
           <w:lang w:val="en-US"/>
         </w:rPr>
         <w:lastRenderedPageBreak/>
-        <w:t>        Optional&lt;MaterialType&gt; materialTypeOpt = materialTypeRepository.findById(materialTypeId);</w:t>
+        <w:t>        Optional&lt;</w:t>
+      </w:r>
+      <w:proofErr w:type="spellStart"/>
+      <w:r>
+        <w:rPr>
+          <w:rFonts w:ascii="Courier New" w:hAnsi="Courier New" w:cs="Courier New"/>
+          <w:sz w:val="24"/>
+          <w:szCs w:val="24"/>
+          <w:lang w:val="en-US"/>
+        </w:rPr>
+        <w:t>MaterialType</w:t>
+      </w:r>
+      <w:proofErr w:type="spellEnd"/>
+      <w:r>
+        <w:rPr>
+          <w:rFonts w:ascii="Courier New" w:hAnsi="Courier New" w:cs="Courier New"/>
+          <w:sz w:val="24"/>
+          <w:szCs w:val="24"/>
+          <w:lang w:val="en-US"/>
+        </w:rPr>
+        <w:t xml:space="preserve">&gt; </w:t>
+      </w:r>
+      <w:proofErr w:type="spellStart"/>
+      <w:r>
+        <w:rPr>
+          <w:rFonts w:ascii="Courier New" w:hAnsi="Courier New" w:cs="Courier New"/>
+          <w:sz w:val="24"/>
+          <w:szCs w:val="24"/>
+          <w:lang w:val="en-US"/>
+        </w:rPr>
+        <w:t>materialTypeOpt</w:t>
+      </w:r>
+      <w:proofErr w:type="spellEnd"/>
+      <w:r>
+        <w:rPr>
+          <w:rFonts w:ascii="Courier New" w:hAnsi="Courier New" w:cs="Courier New"/>
+          <w:sz w:val="24"/>
+          <w:szCs w:val="24"/>
+          <w:lang w:val="en-US"/>
+        </w:rPr>
+        <w:t xml:space="preserve"> = </w:t>
+      </w:r>
+      <w:proofErr w:type="spellStart"/>
+      <w:r>
+        <w:rPr>
+          <w:rFonts w:ascii="Courier New" w:hAnsi="Courier New" w:cs="Courier New"/>
+          <w:sz w:val="24"/>
+          <w:szCs w:val="24"/>
+          <w:lang w:val="en-US"/>
+        </w:rPr>
+        <w:t>materialTypeRepository.findById</w:t>
+      </w:r>
+      <w:proofErr w:type="spellEnd"/>
+      <w:r>
+        <w:rPr>
+          <w:rFonts w:ascii="Courier New" w:hAnsi="Courier New" w:cs="Courier New"/>
+          <w:sz w:val="24"/>
+          <w:szCs w:val="24"/>
+          <w:lang w:val="en-US"/>
+        </w:rPr>
+        <w:t>(</w:t>
+      </w:r>
+      <w:proofErr w:type="spellStart"/>
+      <w:r>
+        <w:rPr>
+          <w:rFonts w:ascii="Courier New" w:hAnsi="Courier New" w:cs="Courier New"/>
+          <w:sz w:val="24"/>
+          <w:szCs w:val="24"/>
+          <w:lang w:val="en-US"/>
+        </w:rPr>
+        <w:t>materialTypeId</w:t>
+      </w:r>
+      <w:proofErr w:type="spellEnd"/>
+      <w:r>
+        <w:rPr>
+          <w:rFonts w:ascii="Courier New" w:hAnsi="Courier New" w:cs="Courier New"/>
+          <w:sz w:val="24"/>
+          <w:szCs w:val="24"/>
+          <w:lang w:val="en-US"/>
+        </w:rPr>
+        <w:t>);</w:t>
       </w:r>
     </w:p>
     <w:p>
@@ -8642,7 +10286,27 @@
           <w:szCs w:val="24"/>
           <w:lang w:val="en-US"/>
         </w:rPr>
-        <w:t>        if (materialTypeOpt.isEmpty()) {</w:t>
+        <w:t>        if (</w:t>
+      </w:r>
+      <w:proofErr w:type="spellStart"/>
+      <w:r>
+        <w:rPr>
+          <w:rFonts w:ascii="Courier New" w:hAnsi="Courier New" w:cs="Courier New"/>
+          <w:sz w:val="24"/>
+          <w:szCs w:val="24"/>
+          <w:lang w:val="en-US"/>
+        </w:rPr>
+        <w:t>materialTypeOpt.isEmpty</w:t>
+      </w:r>
+      <w:proofErr w:type="spellEnd"/>
+      <w:r>
+        <w:rPr>
+          <w:rFonts w:ascii="Courier New" w:hAnsi="Courier New" w:cs="Courier New"/>
+          <w:sz w:val="24"/>
+          <w:szCs w:val="24"/>
+          <w:lang w:val="en-US"/>
+        </w:rPr>
+        <w:t>()) {</w:t>
       </w:r>
     </w:p>
     <w:p>
@@ -8789,7 +10453,78 @@
           <w:szCs w:val="24"/>
           <w:lang w:val="en-US"/>
         </w:rPr>
-        <w:t>        ProductType productType = productTypeOpt.get();</w:t>
+        <w:t xml:space="preserve">        </w:t>
+      </w:r>
+      <w:proofErr w:type="spellStart"/>
+      <w:r>
+        <w:rPr>
+          <w:rFonts w:ascii="Courier New" w:hAnsi="Courier New" w:cs="Courier New"/>
+          <w:sz w:val="24"/>
+          <w:szCs w:val="24"/>
+          <w:lang w:val="en-US"/>
+        </w:rPr>
+        <w:t>ProductType</w:t>
+      </w:r>
+      <w:proofErr w:type="spellEnd"/>
+      <w:r>
+        <w:rPr>
+          <w:rFonts w:ascii="Courier New" w:hAnsi="Courier New" w:cs="Courier New"/>
+          <w:sz w:val="24"/>
+          <w:szCs w:val="24"/>
+          <w:lang w:val="en-US"/>
+        </w:rPr>
+        <w:t xml:space="preserve"> </w:t>
+      </w:r>
+      <w:proofErr w:type="spellStart"/>
+      <w:r>
+        <w:rPr>
+          <w:rFonts w:ascii="Courier New" w:hAnsi="Courier New" w:cs="Courier New"/>
+          <w:sz w:val="24"/>
+          <w:szCs w:val="24"/>
+          <w:lang w:val="en-US"/>
+        </w:rPr>
+        <w:t>productType</w:t>
+      </w:r>
+      <w:proofErr w:type="spellEnd"/>
+      <w:r>
+        <w:rPr>
+          <w:rFonts w:ascii="Courier New" w:hAnsi="Courier New" w:cs="Courier New"/>
+          <w:sz w:val="24"/>
+          <w:szCs w:val="24"/>
+          <w:lang w:val="en-US"/>
+        </w:rPr>
+        <w:t xml:space="preserve"> = </w:t>
+      </w:r>
+      <w:proofErr w:type="spellStart"/>
+      <w:proofErr w:type="gramStart"/>
+      <w:r>
+        <w:rPr>
+          <w:rFonts w:ascii="Courier New" w:hAnsi="Courier New" w:cs="Courier New"/>
+          <w:sz w:val="24"/>
+          <w:szCs w:val="24"/>
+          <w:lang w:val="en-US"/>
+        </w:rPr>
+        <w:t>productTypeOpt.get</w:t>
+      </w:r>
+      <w:proofErr w:type="spellEnd"/>
+      <w:r>
+        <w:rPr>
+          <w:rFonts w:ascii="Courier New" w:hAnsi="Courier New" w:cs="Courier New"/>
+          <w:sz w:val="24"/>
+          <w:szCs w:val="24"/>
+          <w:lang w:val="en-US"/>
+        </w:rPr>
+        <w:t>(</w:t>
+      </w:r>
+      <w:proofErr w:type="gramEnd"/>
+      <w:r>
+        <w:rPr>
+          <w:rFonts w:ascii="Courier New" w:hAnsi="Courier New" w:cs="Courier New"/>
+          <w:sz w:val="24"/>
+          <w:szCs w:val="24"/>
+          <w:lang w:val="en-US"/>
+        </w:rPr>
+        <w:t>);</w:t>
       </w:r>
     </w:p>
     <w:p>
@@ -8810,7 +10545,78 @@
           <w:szCs w:val="24"/>
           <w:lang w:val="en-US"/>
         </w:rPr>
-        <w:t>        MaterialType materialType = materialTypeOpt.get();</w:t>
+        <w:t xml:space="preserve">        </w:t>
+      </w:r>
+      <w:proofErr w:type="spellStart"/>
+      <w:r>
+        <w:rPr>
+          <w:rFonts w:ascii="Courier New" w:hAnsi="Courier New" w:cs="Courier New"/>
+          <w:sz w:val="24"/>
+          <w:szCs w:val="24"/>
+          <w:lang w:val="en-US"/>
+        </w:rPr>
+        <w:t>MaterialType</w:t>
+      </w:r>
+      <w:proofErr w:type="spellEnd"/>
+      <w:r>
+        <w:rPr>
+          <w:rFonts w:ascii="Courier New" w:hAnsi="Courier New" w:cs="Courier New"/>
+          <w:sz w:val="24"/>
+          <w:szCs w:val="24"/>
+          <w:lang w:val="en-US"/>
+        </w:rPr>
+        <w:t xml:space="preserve"> </w:t>
+      </w:r>
+      <w:proofErr w:type="spellStart"/>
+      <w:r>
+        <w:rPr>
+          <w:rFonts w:ascii="Courier New" w:hAnsi="Courier New" w:cs="Courier New"/>
+          <w:sz w:val="24"/>
+          <w:szCs w:val="24"/>
+          <w:lang w:val="en-US"/>
+        </w:rPr>
+        <w:t>materialType</w:t>
+      </w:r>
+      <w:proofErr w:type="spellEnd"/>
+      <w:r>
+        <w:rPr>
+          <w:rFonts w:ascii="Courier New" w:hAnsi="Courier New" w:cs="Courier New"/>
+          <w:sz w:val="24"/>
+          <w:szCs w:val="24"/>
+          <w:lang w:val="en-US"/>
+        </w:rPr>
+        <w:t xml:space="preserve"> = </w:t>
+      </w:r>
+      <w:proofErr w:type="spellStart"/>
+      <w:proofErr w:type="gramStart"/>
+      <w:r>
+        <w:rPr>
+          <w:rFonts w:ascii="Courier New" w:hAnsi="Courier New" w:cs="Courier New"/>
+          <w:sz w:val="24"/>
+          <w:szCs w:val="24"/>
+          <w:lang w:val="en-US"/>
+        </w:rPr>
+        <w:t>materialTypeOpt.get</w:t>
+      </w:r>
+      <w:proofErr w:type="spellEnd"/>
+      <w:r>
+        <w:rPr>
+          <w:rFonts w:ascii="Courier New" w:hAnsi="Courier New" w:cs="Courier New"/>
+          <w:sz w:val="24"/>
+          <w:szCs w:val="24"/>
+          <w:lang w:val="en-US"/>
+        </w:rPr>
+        <w:t>(</w:t>
+      </w:r>
+      <w:proofErr w:type="gramEnd"/>
+      <w:r>
+        <w:rPr>
+          <w:rFonts w:ascii="Courier New" w:hAnsi="Courier New" w:cs="Courier New"/>
+          <w:sz w:val="24"/>
+          <w:szCs w:val="24"/>
+          <w:lang w:val="en-US"/>
+        </w:rPr>
+        <w:t>);</w:t>
       </w:r>
     </w:p>
     <w:p>
@@ -8861,7 +10667,29 @@
           <w:sz w:val="24"/>
           <w:szCs w:val="24"/>
         </w:rPr>
-        <w:t>// Берем коэффициенты из БД (с защитой от null)</w:t>
+        <w:t xml:space="preserve">// Берем коэффициенты из БД (с защитой от </w:t>
+      </w:r>
+      <w:proofErr w:type="spellStart"/>
+      <w:r>
+        <w:rPr>
+          <w:rFonts w:ascii="Courier New" w:hAnsi="Courier New" w:cs="Courier New"/>
+          <w:i/>
+          <w:iCs/>
+          <w:sz w:val="24"/>
+          <w:szCs w:val="24"/>
+        </w:rPr>
+        <w:t>null</w:t>
+      </w:r>
+      <w:proofErr w:type="spellEnd"/>
+      <w:r>
+        <w:rPr>
+          <w:rFonts w:ascii="Courier New" w:hAnsi="Courier New" w:cs="Courier New"/>
+          <w:i/>
+          <w:iCs/>
+          <w:sz w:val="24"/>
+          <w:szCs w:val="24"/>
+        </w:rPr>
+        <w:t>)</w:t>
       </w:r>
     </w:p>
     <w:p>
@@ -8890,7 +10718,67 @@
           <w:szCs w:val="24"/>
           <w:lang w:val="en-US"/>
         </w:rPr>
-        <w:t xml:space="preserve">double coefficient = productType.getCoefficient() != null ? </w:t>
+        <w:t xml:space="preserve">double coefficient = </w:t>
+      </w:r>
+      <w:proofErr w:type="spellStart"/>
+      <w:r>
+        <w:rPr>
+          <w:rFonts w:ascii="Courier New" w:hAnsi="Courier New" w:cs="Courier New"/>
+          <w:sz w:val="24"/>
+          <w:szCs w:val="24"/>
+          <w:lang w:val="en-US"/>
+        </w:rPr>
+        <w:t>productType.getCoefficient</w:t>
+      </w:r>
+      <w:proofErr w:type="spellEnd"/>
+      <w:r>
+        <w:rPr>
+          <w:rFonts w:ascii="Courier New" w:hAnsi="Courier New" w:cs="Courier New"/>
+          <w:sz w:val="24"/>
+          <w:szCs w:val="24"/>
+          <w:lang w:val="en-US"/>
+        </w:rPr>
+        <w:t>(</w:t>
+      </w:r>
+      <w:proofErr w:type="gramStart"/>
+      <w:r>
+        <w:rPr>
+          <w:rFonts w:ascii="Courier New" w:hAnsi="Courier New" w:cs="Courier New"/>
+          <w:sz w:val="24"/>
+          <w:szCs w:val="24"/>
+          <w:lang w:val="en-US"/>
+        </w:rPr>
+        <w:t>) !</w:t>
+      </w:r>
+      <w:proofErr w:type="gramEnd"/>
+      <w:r>
+        <w:rPr>
+          <w:rFonts w:ascii="Courier New" w:hAnsi="Courier New" w:cs="Courier New"/>
+          <w:sz w:val="24"/>
+          <w:szCs w:val="24"/>
+          <w:lang w:val="en-US"/>
+        </w:rPr>
+        <w:t xml:space="preserve">= </w:t>
+      </w:r>
+      <w:proofErr w:type="gramStart"/>
+      <w:r>
+        <w:rPr>
+          <w:rFonts w:ascii="Courier New" w:hAnsi="Courier New" w:cs="Courier New"/>
+          <w:sz w:val="24"/>
+          <w:szCs w:val="24"/>
+          <w:lang w:val="en-US"/>
+        </w:rPr>
+        <w:t>null ?</w:t>
+      </w:r>
+      <w:proofErr w:type="gramEnd"/>
+      <w:r>
+        <w:rPr>
+          <w:rFonts w:ascii="Courier New" w:hAnsi="Courier New" w:cs="Courier New"/>
+          <w:sz w:val="24"/>
+          <w:szCs w:val="24"/>
+          <w:lang w:val="en-US"/>
+        </w:rPr>
+        <w:t xml:space="preserve"> </w:t>
       </w:r>
     </w:p>
     <w:p>
@@ -8911,7 +10799,78 @@
           <w:szCs w:val="24"/>
           <w:lang w:val="en-US"/>
         </w:rPr>
-        <w:t>                             productType.getCoefficient().doubleValue() : 1.0;</w:t>
+        <w:t>                             </w:t>
+      </w:r>
+      <w:proofErr w:type="spellStart"/>
+      <w:r>
+        <w:rPr>
+          <w:rFonts w:ascii="Courier New" w:hAnsi="Courier New" w:cs="Courier New"/>
+          <w:sz w:val="24"/>
+          <w:szCs w:val="24"/>
+          <w:lang w:val="en-US"/>
+        </w:rPr>
+        <w:t>productType.getCoefficient</w:t>
+      </w:r>
+      <w:proofErr w:type="spellEnd"/>
+      <w:r>
+        <w:rPr>
+          <w:rFonts w:ascii="Courier New" w:hAnsi="Courier New" w:cs="Courier New"/>
+          <w:sz w:val="24"/>
+          <w:szCs w:val="24"/>
+          <w:lang w:val="en-US"/>
+        </w:rPr>
+        <w:t>(</w:t>
+      </w:r>
+      <w:proofErr w:type="gramStart"/>
+      <w:r>
+        <w:rPr>
+          <w:rFonts w:ascii="Courier New" w:hAnsi="Courier New" w:cs="Courier New"/>
+          <w:sz w:val="24"/>
+          <w:szCs w:val="24"/>
+          <w:lang w:val="en-US"/>
+        </w:rPr>
+        <w:t>).</w:t>
+      </w:r>
+      <w:proofErr w:type="spellStart"/>
+      <w:r>
+        <w:rPr>
+          <w:rFonts w:ascii="Courier New" w:hAnsi="Courier New" w:cs="Courier New"/>
+          <w:sz w:val="24"/>
+          <w:szCs w:val="24"/>
+          <w:lang w:val="en-US"/>
+        </w:rPr>
+        <w:t>doubleValue</w:t>
+      </w:r>
+      <w:proofErr w:type="spellEnd"/>
+      <w:proofErr w:type="gramEnd"/>
+      <w:r>
+        <w:rPr>
+          <w:rFonts w:ascii="Courier New" w:hAnsi="Courier New" w:cs="Courier New"/>
+          <w:sz w:val="24"/>
+          <w:szCs w:val="24"/>
+          <w:lang w:val="en-US"/>
+        </w:rPr>
+        <w:t>(</w:t>
+      </w:r>
+      <w:proofErr w:type="gramStart"/>
+      <w:r>
+        <w:rPr>
+          <w:rFonts w:ascii="Courier New" w:hAnsi="Courier New" w:cs="Courier New"/>
+          <w:sz w:val="24"/>
+          <w:szCs w:val="24"/>
+          <w:lang w:val="en-US"/>
+        </w:rPr>
+        <w:t>) :</w:t>
+      </w:r>
+      <w:proofErr w:type="gramEnd"/>
+      <w:r>
+        <w:rPr>
+          <w:rFonts w:ascii="Courier New" w:hAnsi="Courier New" w:cs="Courier New"/>
+          <w:sz w:val="24"/>
+          <w:szCs w:val="24"/>
+          <w:lang w:val="en-US"/>
+        </w:rPr>
+        <w:t xml:space="preserve"> 1.0;</w:t>
       </w:r>
     </w:p>
     <w:p>
@@ -8932,7 +10891,87 @@
           <w:szCs w:val="24"/>
           <w:lang w:val="en-US"/>
         </w:rPr>
-        <w:t xml:space="preserve">        double lossPercent = materialType.getLossPercent() != null ? </w:t>
+        <w:t xml:space="preserve">        double </w:t>
+      </w:r>
+      <w:proofErr w:type="spellStart"/>
+      <w:r>
+        <w:rPr>
+          <w:rFonts w:ascii="Courier New" w:hAnsi="Courier New" w:cs="Courier New"/>
+          <w:sz w:val="24"/>
+          <w:szCs w:val="24"/>
+          <w:lang w:val="en-US"/>
+        </w:rPr>
+        <w:t>lossPercent</w:t>
+      </w:r>
+      <w:proofErr w:type="spellEnd"/>
+      <w:r>
+        <w:rPr>
+          <w:rFonts w:ascii="Courier New" w:hAnsi="Courier New" w:cs="Courier New"/>
+          <w:sz w:val="24"/>
+          <w:szCs w:val="24"/>
+          <w:lang w:val="en-US"/>
+        </w:rPr>
+        <w:t xml:space="preserve"> = </w:t>
+      </w:r>
+      <w:proofErr w:type="spellStart"/>
+      <w:r>
+        <w:rPr>
+          <w:rFonts w:ascii="Courier New" w:hAnsi="Courier New" w:cs="Courier New"/>
+          <w:sz w:val="24"/>
+          <w:szCs w:val="24"/>
+          <w:lang w:val="en-US"/>
+        </w:rPr>
+        <w:t>materialType.getLossPercent</w:t>
+      </w:r>
+      <w:proofErr w:type="spellEnd"/>
+      <w:r>
+        <w:rPr>
+          <w:rFonts w:ascii="Courier New" w:hAnsi="Courier New" w:cs="Courier New"/>
+          <w:sz w:val="24"/>
+          <w:szCs w:val="24"/>
+          <w:lang w:val="en-US"/>
+        </w:rPr>
+        <w:t>(</w:t>
+      </w:r>
+      <w:proofErr w:type="gramStart"/>
+      <w:r>
+        <w:rPr>
+          <w:rFonts w:ascii="Courier New" w:hAnsi="Courier New" w:cs="Courier New"/>
+          <w:sz w:val="24"/>
+          <w:szCs w:val="24"/>
+          <w:lang w:val="en-US"/>
+        </w:rPr>
+        <w:t>) !</w:t>
+      </w:r>
+      <w:proofErr w:type="gramEnd"/>
+      <w:r>
+        <w:rPr>
+          <w:rFonts w:ascii="Courier New" w:hAnsi="Courier New" w:cs="Courier New"/>
+          <w:sz w:val="24"/>
+          <w:szCs w:val="24"/>
+          <w:lang w:val="en-US"/>
+        </w:rPr>
+        <w:t xml:space="preserve">= </w:t>
+      </w:r>
+      <w:proofErr w:type="gramStart"/>
+      <w:r>
+        <w:rPr>
+          <w:rFonts w:ascii="Courier New" w:hAnsi="Courier New" w:cs="Courier New"/>
+          <w:sz w:val="24"/>
+          <w:szCs w:val="24"/>
+          <w:lang w:val="en-US"/>
+        </w:rPr>
+        <w:t>null ?</w:t>
+      </w:r>
+      <w:proofErr w:type="gramEnd"/>
+      <w:r>
+        <w:rPr>
+          <w:rFonts w:ascii="Courier New" w:hAnsi="Courier New" w:cs="Courier New"/>
+          <w:sz w:val="24"/>
+          <w:szCs w:val="24"/>
+          <w:lang w:val="en-US"/>
+        </w:rPr>
+        <w:t xml:space="preserve"> </w:t>
       </w:r>
     </w:p>
     <w:p>
@@ -8953,7 +10992,78 @@
           <w:szCs w:val="24"/>
           <w:lang w:val="en-US"/>
         </w:rPr>
-        <w:t>                             materialType.getLossPercent().doubleValue() : 0.0;</w:t>
+        <w:t>                             </w:t>
+      </w:r>
+      <w:proofErr w:type="spellStart"/>
+      <w:r>
+        <w:rPr>
+          <w:rFonts w:ascii="Courier New" w:hAnsi="Courier New" w:cs="Courier New"/>
+          <w:sz w:val="24"/>
+          <w:szCs w:val="24"/>
+          <w:lang w:val="en-US"/>
+        </w:rPr>
+        <w:t>materialType.getLossPercent</w:t>
+      </w:r>
+      <w:proofErr w:type="spellEnd"/>
+      <w:r>
+        <w:rPr>
+          <w:rFonts w:ascii="Courier New" w:hAnsi="Courier New" w:cs="Courier New"/>
+          <w:sz w:val="24"/>
+          <w:szCs w:val="24"/>
+          <w:lang w:val="en-US"/>
+        </w:rPr>
+        <w:t>(</w:t>
+      </w:r>
+      <w:proofErr w:type="gramStart"/>
+      <w:r>
+        <w:rPr>
+          <w:rFonts w:ascii="Courier New" w:hAnsi="Courier New" w:cs="Courier New"/>
+          <w:sz w:val="24"/>
+          <w:szCs w:val="24"/>
+          <w:lang w:val="en-US"/>
+        </w:rPr>
+        <w:t>).</w:t>
+      </w:r>
+      <w:proofErr w:type="spellStart"/>
+      <w:r>
+        <w:rPr>
+          <w:rFonts w:ascii="Courier New" w:hAnsi="Courier New" w:cs="Courier New"/>
+          <w:sz w:val="24"/>
+          <w:szCs w:val="24"/>
+          <w:lang w:val="en-US"/>
+        </w:rPr>
+        <w:t>doubleValue</w:t>
+      </w:r>
+      <w:proofErr w:type="spellEnd"/>
+      <w:proofErr w:type="gramEnd"/>
+      <w:r>
+        <w:rPr>
+          <w:rFonts w:ascii="Courier New" w:hAnsi="Courier New" w:cs="Courier New"/>
+          <w:sz w:val="24"/>
+          <w:szCs w:val="24"/>
+          <w:lang w:val="en-US"/>
+        </w:rPr>
+        <w:t>(</w:t>
+      </w:r>
+      <w:proofErr w:type="gramStart"/>
+      <w:r>
+        <w:rPr>
+          <w:rFonts w:ascii="Courier New" w:hAnsi="Courier New" w:cs="Courier New"/>
+          <w:sz w:val="24"/>
+          <w:szCs w:val="24"/>
+          <w:lang w:val="en-US"/>
+        </w:rPr>
+        <w:t>) :</w:t>
+      </w:r>
+      <w:proofErr w:type="gramEnd"/>
+      <w:r>
+        <w:rPr>
+          <w:rFonts w:ascii="Courier New" w:hAnsi="Courier New" w:cs="Courier New"/>
+          <w:sz w:val="24"/>
+          <w:szCs w:val="24"/>
+          <w:lang w:val="en-US"/>
+        </w:rPr>
+        <w:t xml:space="preserve"> 0.0;</w:t>
       </w:r>
     </w:p>
     <w:p>
@@ -9037,7 +11147,27 @@
           <w:szCs w:val="24"/>
           <w:lang w:val="en-US"/>
         </w:rPr>
-        <w:t>        double materialPerUnit = param1 * param2 * coefficient;</w:t>
+        <w:t xml:space="preserve">        double </w:t>
+      </w:r>
+      <w:proofErr w:type="spellStart"/>
+      <w:r>
+        <w:rPr>
+          <w:rFonts w:ascii="Courier New" w:hAnsi="Courier New" w:cs="Courier New"/>
+          <w:sz w:val="24"/>
+          <w:szCs w:val="24"/>
+          <w:lang w:val="en-US"/>
+        </w:rPr>
+        <w:t>materialPerUnit</w:t>
+      </w:r>
+      <w:proofErr w:type="spellEnd"/>
+      <w:r>
+        <w:rPr>
+          <w:rFonts w:ascii="Courier New" w:hAnsi="Courier New" w:cs="Courier New"/>
+          <w:sz w:val="24"/>
+          <w:szCs w:val="24"/>
+          <w:lang w:val="en-US"/>
+        </w:rPr>
+        <w:t xml:space="preserve"> = param1 * param2 * coefficient;</w:t>
       </w:r>
     </w:p>
     <w:p>
@@ -9058,7 +11188,67 @@
           <w:szCs w:val="24"/>
           <w:lang w:val="en-US"/>
         </w:rPr>
-        <w:t>        double totalMaterial = materialPerUnit * productQuantity;</w:t>
+        <w:t xml:space="preserve">        double </w:t>
+      </w:r>
+      <w:proofErr w:type="spellStart"/>
+      <w:r>
+        <w:rPr>
+          <w:rFonts w:ascii="Courier New" w:hAnsi="Courier New" w:cs="Courier New"/>
+          <w:sz w:val="24"/>
+          <w:szCs w:val="24"/>
+          <w:lang w:val="en-US"/>
+        </w:rPr>
+        <w:t>totalMaterial</w:t>
+      </w:r>
+      <w:proofErr w:type="spellEnd"/>
+      <w:r>
+        <w:rPr>
+          <w:rFonts w:ascii="Courier New" w:hAnsi="Courier New" w:cs="Courier New"/>
+          <w:sz w:val="24"/>
+          <w:szCs w:val="24"/>
+          <w:lang w:val="en-US"/>
+        </w:rPr>
+        <w:t xml:space="preserve"> = </w:t>
+      </w:r>
+      <w:proofErr w:type="spellStart"/>
+      <w:r>
+        <w:rPr>
+          <w:rFonts w:ascii="Courier New" w:hAnsi="Courier New" w:cs="Courier New"/>
+          <w:sz w:val="24"/>
+          <w:szCs w:val="24"/>
+          <w:lang w:val="en-US"/>
+        </w:rPr>
+        <w:t>materialPerUnit</w:t>
+      </w:r>
+      <w:proofErr w:type="spellEnd"/>
+      <w:r>
+        <w:rPr>
+          <w:rFonts w:ascii="Courier New" w:hAnsi="Courier New" w:cs="Courier New"/>
+          <w:sz w:val="24"/>
+          <w:szCs w:val="24"/>
+          <w:lang w:val="en-US"/>
+        </w:rPr>
+        <w:t xml:space="preserve"> * </w:t>
+      </w:r>
+      <w:proofErr w:type="spellStart"/>
+      <w:r>
+        <w:rPr>
+          <w:rFonts w:ascii="Courier New" w:hAnsi="Courier New" w:cs="Courier New"/>
+          <w:sz w:val="24"/>
+          <w:szCs w:val="24"/>
+          <w:lang w:val="en-US"/>
+        </w:rPr>
+        <w:t>productQuantity</w:t>
+      </w:r>
+      <w:proofErr w:type="spellEnd"/>
+      <w:r>
+        <w:rPr>
+          <w:rFonts w:ascii="Courier New" w:hAnsi="Courier New" w:cs="Courier New"/>
+          <w:sz w:val="24"/>
+          <w:szCs w:val="24"/>
+          <w:lang w:val="en-US"/>
+        </w:rPr>
+        <w:t>;</w:t>
       </w:r>
     </w:p>
     <w:p>
@@ -9079,7 +11269,67 @@
           <w:szCs w:val="24"/>
           <w:lang w:val="en-US"/>
         </w:rPr>
-        <w:t>        double materialWithLosses = totalMaterial * (1 + lossPercent / 100);</w:t>
+        <w:t xml:space="preserve">        double </w:t>
+      </w:r>
+      <w:proofErr w:type="spellStart"/>
+      <w:r>
+        <w:rPr>
+          <w:rFonts w:ascii="Courier New" w:hAnsi="Courier New" w:cs="Courier New"/>
+          <w:sz w:val="24"/>
+          <w:szCs w:val="24"/>
+          <w:lang w:val="en-US"/>
+        </w:rPr>
+        <w:t>materialWithLosses</w:t>
+      </w:r>
+      <w:proofErr w:type="spellEnd"/>
+      <w:r>
+        <w:rPr>
+          <w:rFonts w:ascii="Courier New" w:hAnsi="Courier New" w:cs="Courier New"/>
+          <w:sz w:val="24"/>
+          <w:szCs w:val="24"/>
+          <w:lang w:val="en-US"/>
+        </w:rPr>
+        <w:t xml:space="preserve"> = </w:t>
+      </w:r>
+      <w:proofErr w:type="spellStart"/>
+      <w:r>
+        <w:rPr>
+          <w:rFonts w:ascii="Courier New" w:hAnsi="Courier New" w:cs="Courier New"/>
+          <w:sz w:val="24"/>
+          <w:szCs w:val="24"/>
+          <w:lang w:val="en-US"/>
+        </w:rPr>
+        <w:t>totalMaterial</w:t>
+      </w:r>
+      <w:proofErr w:type="spellEnd"/>
+      <w:r>
+        <w:rPr>
+          <w:rFonts w:ascii="Courier New" w:hAnsi="Courier New" w:cs="Courier New"/>
+          <w:sz w:val="24"/>
+          <w:szCs w:val="24"/>
+          <w:lang w:val="en-US"/>
+        </w:rPr>
+        <w:t xml:space="preserve"> * (1 + </w:t>
+      </w:r>
+      <w:proofErr w:type="spellStart"/>
+      <w:r>
+        <w:rPr>
+          <w:rFonts w:ascii="Courier New" w:hAnsi="Courier New" w:cs="Courier New"/>
+          <w:sz w:val="24"/>
+          <w:szCs w:val="24"/>
+          <w:lang w:val="en-US"/>
+        </w:rPr>
+        <w:t>lossPercent</w:t>
+      </w:r>
+      <w:proofErr w:type="spellEnd"/>
+      <w:r>
+        <w:rPr>
+          <w:rFonts w:ascii="Courier New" w:hAnsi="Courier New" w:cs="Courier New"/>
+          <w:sz w:val="24"/>
+          <w:szCs w:val="24"/>
+          <w:lang w:val="en-US"/>
+        </w:rPr>
+        <w:t xml:space="preserve"> / 100);</w:t>
       </w:r>
     </w:p>
     <w:p>
@@ -9121,7 +11371,47 @@
           <w:szCs w:val="24"/>
           <w:lang w:val="en-US"/>
         </w:rPr>
-        <w:t>        return (int) Math.ceil(materialWithLosses);</w:t>
+        <w:t xml:space="preserve">        return (int) </w:t>
+      </w:r>
+      <w:proofErr w:type="spellStart"/>
+      <w:r>
+        <w:rPr>
+          <w:rFonts w:ascii="Courier New" w:hAnsi="Courier New" w:cs="Courier New"/>
+          <w:sz w:val="24"/>
+          <w:szCs w:val="24"/>
+          <w:lang w:val="en-US"/>
+        </w:rPr>
+        <w:t>Math.ceil</w:t>
+      </w:r>
+      <w:proofErr w:type="spellEnd"/>
+      <w:r>
+        <w:rPr>
+          <w:rFonts w:ascii="Courier New" w:hAnsi="Courier New" w:cs="Courier New"/>
+          <w:sz w:val="24"/>
+          <w:szCs w:val="24"/>
+          <w:lang w:val="en-US"/>
+        </w:rPr>
+        <w:t>(</w:t>
+      </w:r>
+      <w:proofErr w:type="spellStart"/>
+      <w:r>
+        <w:rPr>
+          <w:rFonts w:ascii="Courier New" w:hAnsi="Courier New" w:cs="Courier New"/>
+          <w:sz w:val="24"/>
+          <w:szCs w:val="24"/>
+          <w:lang w:val="en-US"/>
+        </w:rPr>
+        <w:t>materialWithLosses</w:t>
+      </w:r>
+      <w:proofErr w:type="spellEnd"/>
+      <w:r>
+        <w:rPr>
+          <w:rFonts w:ascii="Courier New" w:hAnsi="Courier New" w:cs="Courier New"/>
+          <w:sz w:val="24"/>
+          <w:szCs w:val="24"/>
+          <w:lang w:val="en-US"/>
+        </w:rPr>
+        <w:t>);</w:t>
       </w:r>
     </w:p>
     <w:p>
@@ -9526,6 +11816,7 @@
                                 <w:sz w:val="18"/>
                               </w:rPr>
                             </w:pPr>
+                            <w:proofErr w:type="spellStart"/>
                             <w:r>
                               <w:rPr>
                                 <w:rFonts w:ascii="Times New Roman" w:hAnsi="Times New Roman"/>
@@ -9533,7 +11824,17 @@
                                 <w:iCs/>
                                 <w:sz w:val="18"/>
                               </w:rPr>
-                              <w:t>Изм.</w:t>
+                              <w:t>Изм</w:t>
+                            </w:r>
+                            <w:proofErr w:type="spellEnd"/>
+                            <w:r>
+                              <w:rPr>
+                                <w:rFonts w:ascii="Times New Roman" w:hAnsi="Times New Roman"/>
+                                <w:i w:val="0"/>
+                                <w:iCs/>
+                                <w:sz w:val="18"/>
+                              </w:rPr>
+                              <w:t>.</w:t>
                             </w:r>
                           </w:p>
                         </w:txbxContent>
@@ -9625,8 +11926,19 @@
                                 <w:iCs/>
                                 <w:sz w:val="18"/>
                               </w:rPr>
-                              <w:t>№ докум</w:t>
+                              <w:t xml:space="preserve">№ </w:t>
                             </w:r>
+                            <w:proofErr w:type="spellStart"/>
+                            <w:r>
+                              <w:rPr>
+                                <w:rFonts w:ascii="Times New Roman" w:hAnsi="Times New Roman"/>
+                                <w:i w:val="0"/>
+                                <w:iCs/>
+                                <w:sz w:val="18"/>
+                              </w:rPr>
+                              <w:t>докум</w:t>
+                            </w:r>
+                            <w:proofErr w:type="spellEnd"/>
                             <w:r>
                               <w:rPr>
                                 <w:rFonts w:ascii="GOST type B" w:hAnsi="GOST type B"/>
@@ -9673,6 +11985,7 @@
                                 <w:lang w:val="ru-RU"/>
                               </w:rPr>
                             </w:pPr>
+                            <w:proofErr w:type="spellStart"/>
                             <w:r>
                               <w:rPr>
                                 <w:rFonts w:ascii="Times New Roman" w:hAnsi="Times New Roman"/>
@@ -9702,6 +12015,7 @@
                               </w:rPr>
                               <w:t>ись</w:t>
                             </w:r>
+                            <w:proofErr w:type="spellEnd"/>
                           </w:p>
                         </w:txbxContent>
                       </wps:txbx>
@@ -10081,6 +12395,7 @@
                                 </w:rPr>
                                 <w:t xml:space="preserve"> </w:t>
                               </w:r>
+                              <w:proofErr w:type="spellStart"/>
                               <w:r>
                                 <w:rPr>
                                   <w:rFonts w:ascii="Times New Roman" w:hAnsi="Times New Roman"/>
@@ -10090,6 +12405,7 @@
                                 </w:rPr>
                                 <w:t>Разраб</w:t>
                               </w:r>
+                              <w:proofErr w:type="spellEnd"/>
                               <w:r>
                                 <w:rPr>
                                   <w:rFonts w:ascii="GOST type B" w:hAnsi="GOST type B"/>
@@ -10380,6 +12696,7 @@
                                   <w:lang w:val="ru-RU"/>
                                 </w:rPr>
                               </w:pPr>
+                              <w:proofErr w:type="spellStart"/>
                               <w:r>
                                 <w:rPr>
                                   <w:rFonts w:ascii="Times New Roman" w:hAnsi="Times New Roman"/>
@@ -10388,7 +12705,18 @@
                                   <w:sz w:val="18"/>
                                   <w:lang w:val="ru-RU"/>
                                 </w:rPr>
-                                <w:t>Реценз.</w:t>
+                                <w:t>Реценз</w:t>
+                              </w:r>
+                              <w:proofErr w:type="spellEnd"/>
+                              <w:r>
+                                <w:rPr>
+                                  <w:rFonts w:ascii="Times New Roman" w:hAnsi="Times New Roman"/>
+                                  <w:i w:val="0"/>
+                                  <w:iCs/>
+                                  <w:sz w:val="18"/>
+                                  <w:lang w:val="ru-RU"/>
+                                </w:rPr>
+                                <w:t>.</w:t>
                               </w:r>
                             </w:p>
                           </w:txbxContent>
@@ -10504,6 +12832,7 @@
                                 </w:rPr>
                                 <w:t>к</w:t>
                               </w:r>
+                              <w:proofErr w:type="spellStart"/>
                               <w:r>
                                 <w:rPr>
                                   <w:rFonts w:ascii="Times New Roman" w:hAnsi="Times New Roman"/>
@@ -10513,6 +12842,7 @@
                                 </w:rPr>
                                 <w:t>онтр</w:t>
                               </w:r>
+                              <w:proofErr w:type="spellEnd"/>
                               <w:r>
                                 <w:rPr>
                                   <w:rFonts w:ascii="GOST type B" w:hAnsi="GOST type B"/>
@@ -10609,6 +12939,7 @@
                                 </w:rPr>
                                 <w:t xml:space="preserve"> </w:t>
                               </w:r>
+                              <w:proofErr w:type="spellStart"/>
                               <w:r>
                                 <w:rPr>
                                   <w:rFonts w:ascii="Times New Roman" w:hAnsi="Times New Roman"/>
@@ -10618,6 +12949,7 @@
                                 </w:rPr>
                                 <w:t>Утв</w:t>
                               </w:r>
+                              <w:proofErr w:type="spellEnd"/>
                               <w:r>
                                 <w:rPr>
                                   <w:rFonts w:ascii="GOST type B" w:hAnsi="GOST type B"/>
@@ -10728,8 +13060,59 @@
                                 <w:sz w:val="20"/>
                                 <w:szCs w:val="20"/>
                               </w:rPr>
-                              <w:t>Разработка frontend составляющей для оркестрации виртуальных АТС в корпоративной среде на базе Asterisk</w:t>
+                              <w:t xml:space="preserve">Разработка </w:t>
                             </w:r>
+                            <w:proofErr w:type="spellStart"/>
+                            <w:r>
+                              <w:rPr>
+                                <w:rFonts w:cs="Times New Roman"/>
+                                <w:bCs/>
+                                <w:sz w:val="20"/>
+                                <w:szCs w:val="20"/>
+                              </w:rPr>
+                              <w:t>frontend</w:t>
+                            </w:r>
+                            <w:proofErr w:type="spellEnd"/>
+                            <w:r>
+                              <w:rPr>
+                                <w:rFonts w:cs="Times New Roman"/>
+                                <w:bCs/>
+                                <w:sz w:val="20"/>
+                                <w:szCs w:val="20"/>
+                              </w:rPr>
+                              <w:t xml:space="preserve"> составляющей для </w:t>
+                            </w:r>
+                            <w:proofErr w:type="spellStart"/>
+                            <w:r>
+                              <w:rPr>
+                                <w:rFonts w:cs="Times New Roman"/>
+                                <w:bCs/>
+                                <w:sz w:val="20"/>
+                                <w:szCs w:val="20"/>
+                              </w:rPr>
+                              <w:t>оркестрации</w:t>
+                            </w:r>
+                            <w:proofErr w:type="spellEnd"/>
+                            <w:r>
+                              <w:rPr>
+                                <w:rFonts w:cs="Times New Roman"/>
+                                <w:bCs/>
+                                <w:sz w:val="20"/>
+                                <w:szCs w:val="20"/>
+                              </w:rPr>
+                              <w:t xml:space="preserve"> виртуальных АТС в корпоративной среде на базе </w:t>
+                            </w:r>
+                            <w:proofErr w:type="spellStart"/>
+                            <w:r>
+                              <w:rPr>
+                                <w:rFonts w:cs="Times New Roman"/>
+                                <w:bCs/>
+                                <w:sz w:val="20"/>
+                                <w:szCs w:val="20"/>
+                              </w:rPr>
+                              <w:t>Asterisk</w:t>
+                            </w:r>
+                            <w:proofErr w:type="spellEnd"/>
                           </w:p>
                           <w:p>
                             <w:pPr>
@@ -11060,6 +13443,7 @@
                                 <w:szCs w:val="18"/>
                               </w:rPr>
                             </w:pPr>
+                            <w:proofErr w:type="spellStart"/>
                             <w:r>
                               <w:rPr>
                                 <w:rFonts w:cs="Times New Roman"/>
@@ -11067,8 +13451,29 @@
                                 <w:sz w:val="18"/>
                                 <w:szCs w:val="18"/>
                               </w:rPr>
-                              <w:t>УрТИСИ СибГУТИ</w:t>
+                              <w:t>УрТИСИ</w:t>
                             </w:r>
+                            <w:proofErr w:type="spellEnd"/>
+                            <w:r>
+                              <w:rPr>
+                                <w:rFonts w:cs="Times New Roman"/>
+                                <w:iCs/>
+                                <w:sz w:val="18"/>
+                                <w:szCs w:val="18"/>
+                              </w:rPr>
+                              <w:t xml:space="preserve"> </w:t>
+                            </w:r>
+                            <w:proofErr w:type="spellStart"/>
+                            <w:r>
+                              <w:rPr>
+                                <w:rFonts w:cs="Times New Roman"/>
+                                <w:iCs/>
+                                <w:sz w:val="18"/>
+                                <w:szCs w:val="18"/>
+                              </w:rPr>
+                              <w:t>СибГУТИ</w:t>
+                            </w:r>
+                            <w:proofErr w:type="spellEnd"/>
                           </w:p>
                         </w:txbxContent>
                       </wps:txbx>
@@ -11115,6 +13520,7 @@
                           <w:sz w:val="18"/>
                         </w:rPr>
                       </w:pPr>
+                      <w:proofErr w:type="spellStart"/>
                       <w:r>
                         <w:rPr>
                           <w:rFonts w:ascii="Times New Roman" w:hAnsi="Times New Roman"/>
@@ -11122,7 +13528,17 @@
                           <w:iCs/>
                           <w:sz w:val="18"/>
                         </w:rPr>
-                        <w:t>Изм.</w:t>
+                        <w:t>Изм</w:t>
+                      </w:r>
+                      <w:proofErr w:type="spellEnd"/>
+                      <w:r>
+                        <w:rPr>
+                          <w:rFonts w:ascii="Times New Roman" w:hAnsi="Times New Roman"/>
+                          <w:i w:val="0"/>
+                          <w:iCs/>
+                          <w:sz w:val="18"/>
+                        </w:rPr>
+                        <w:t>.</w:t>
                       </w:r>
                     </w:p>
                   </w:txbxContent>
@@ -11174,8 +13590,19 @@
                           <w:iCs/>
                           <w:sz w:val="18"/>
                         </w:rPr>
-                        <w:t>№ докум</w:t>
+                        <w:t xml:space="preserve">№ </w:t>
                       </w:r>
+                      <w:proofErr w:type="spellStart"/>
+                      <w:r>
+                        <w:rPr>
+                          <w:rFonts w:ascii="Times New Roman" w:hAnsi="Times New Roman"/>
+                          <w:i w:val="0"/>
+                          <w:iCs/>
+                          <w:sz w:val="18"/>
+                        </w:rPr>
+                        <w:t>докум</w:t>
+                      </w:r>
+                      <w:proofErr w:type="spellEnd"/>
                       <w:r>
                         <w:rPr>
                           <w:rFonts w:ascii="GOST type B" w:hAnsi="GOST type B"/>
@@ -11202,6 +13629,7 @@
                           <w:lang w:val="ru-RU"/>
                         </w:rPr>
                       </w:pPr>
+                      <w:proofErr w:type="spellStart"/>
                       <w:r>
                         <w:rPr>
                           <w:rFonts w:ascii="Times New Roman" w:hAnsi="Times New Roman"/>
@@ -11231,6 +13659,7 @@
                         </w:rPr>
                         <w:t>ись</w:t>
                       </w:r>
+                      <w:proofErr w:type="spellEnd"/>
                     </w:p>
                   </w:txbxContent>
                 </v:textbox>
@@ -11390,6 +13819,7 @@
                           </w:rPr>
                           <w:t xml:space="preserve"> </w:t>
                         </w:r>
+                        <w:proofErr w:type="spellStart"/>
                         <w:r>
                           <w:rPr>
                             <w:rFonts w:ascii="Times New Roman" w:hAnsi="Times New Roman"/>
@@ -11399,6 +13829,7 @@
                           </w:rPr>
                           <w:t>Разраб</w:t>
                         </w:r>
+                        <w:proofErr w:type="spellEnd"/>
                         <w:r>
                           <w:rPr>
                             <w:rFonts w:ascii="GOST type B" w:hAnsi="GOST type B"/>
@@ -11589,6 +14020,7 @@
                             <w:lang w:val="ru-RU"/>
                           </w:rPr>
                         </w:pPr>
+                        <w:proofErr w:type="spellStart"/>
                         <w:r>
                           <w:rPr>
                             <w:rFonts w:ascii="Times New Roman" w:hAnsi="Times New Roman"/>
@@ -11597,7 +14029,18 @@
                             <w:sz w:val="18"/>
                             <w:lang w:val="ru-RU"/>
                           </w:rPr>
-                          <w:t>Реценз.</w:t>
+                          <w:t>Реценз</w:t>
+                        </w:r>
+                        <w:proofErr w:type="spellEnd"/>
+                        <w:r>
+                          <w:rPr>
+                            <w:rFonts w:ascii="Times New Roman" w:hAnsi="Times New Roman"/>
+                            <w:i w:val="0"/>
+                            <w:iCs/>
+                            <w:sz w:val="18"/>
+                            <w:lang w:val="ru-RU"/>
+                          </w:rPr>
+                          <w:t>.</w:t>
                         </w:r>
                       </w:p>
                     </w:txbxContent>
@@ -11663,6 +14106,7 @@
                           </w:rPr>
                           <w:t>к</w:t>
                         </w:r>
+                        <w:proofErr w:type="spellStart"/>
                         <w:r>
                           <w:rPr>
                             <w:rFonts w:ascii="Times New Roman" w:hAnsi="Times New Roman"/>
@@ -11672,6 +14116,7 @@
                           </w:rPr>
                           <w:t>онтр</w:t>
                         </w:r>
+                        <w:proofErr w:type="spellEnd"/>
                         <w:r>
                           <w:rPr>
                             <w:rFonts w:ascii="GOST type B" w:hAnsi="GOST type B"/>
@@ -11718,6 +14163,7 @@
                           </w:rPr>
                           <w:t xml:space="preserve"> </w:t>
                         </w:r>
+                        <w:proofErr w:type="spellStart"/>
                         <w:r>
                           <w:rPr>
                             <w:rFonts w:ascii="Times New Roman" w:hAnsi="Times New Roman"/>
@@ -11727,6 +14173,7 @@
                           </w:rPr>
                           <w:t>Утв</w:t>
                         </w:r>
+                        <w:proofErr w:type="spellEnd"/>
                         <w:r>
                           <w:rPr>
                             <w:rFonts w:ascii="GOST type B" w:hAnsi="GOST type B"/>
@@ -11775,8 +14222,59 @@
                           <w:sz w:val="20"/>
                           <w:szCs w:val="20"/>
                         </w:rPr>
-                        <w:t>Разработка frontend составляющей для оркестрации виртуальных АТС в корпоративной среде на базе Asterisk</w:t>
+                        <w:t xml:space="preserve">Разработка </w:t>
                       </w:r>
+                      <w:proofErr w:type="spellStart"/>
+                      <w:r>
+                        <w:rPr>
+                          <w:rFonts w:cs="Times New Roman"/>
+                          <w:bCs/>
+                          <w:sz w:val="20"/>
+                          <w:szCs w:val="20"/>
+                        </w:rPr>
+                        <w:t>frontend</w:t>
+                      </w:r>
+                      <w:proofErr w:type="spellEnd"/>
+                      <w:r>
+                        <w:rPr>
+                          <w:rFonts w:cs="Times New Roman"/>
+                          <w:bCs/>
+                          <w:sz w:val="20"/>
+                          <w:szCs w:val="20"/>
+                        </w:rPr>
+                        <w:t xml:space="preserve"> составляющей для </w:t>
+                      </w:r>
+                      <w:proofErr w:type="spellStart"/>
+                      <w:r>
+                        <w:rPr>
+                          <w:rFonts w:cs="Times New Roman"/>
+                          <w:bCs/>
+                          <w:sz w:val="20"/>
+                          <w:szCs w:val="20"/>
+                        </w:rPr>
+                        <w:t>оркестрации</w:t>
+                      </w:r>
+                      <w:proofErr w:type="spellEnd"/>
+                      <w:r>
+                        <w:rPr>
+                          <w:rFonts w:cs="Times New Roman"/>
+                          <w:bCs/>
+                          <w:sz w:val="20"/>
+                          <w:szCs w:val="20"/>
+                        </w:rPr>
+                        <w:t xml:space="preserve"> виртуальных АТС в корпоративной среде на базе </w:t>
+                      </w:r>
+                      <w:proofErr w:type="spellStart"/>
+                      <w:r>
+                        <w:rPr>
+                          <w:rFonts w:cs="Times New Roman"/>
+                          <w:bCs/>
+                          <w:sz w:val="20"/>
+                          <w:szCs w:val="20"/>
+                        </w:rPr>
+                        <w:t>Asterisk</w:t>
+                      </w:r>
+                      <w:proofErr w:type="spellEnd"/>
                     </w:p>
                     <w:p>
                       <w:pPr>
@@ -11917,6 +14415,7 @@
                           <w:szCs w:val="18"/>
                         </w:rPr>
                       </w:pPr>
+                      <w:proofErr w:type="spellStart"/>
                       <w:r>
                         <w:rPr>
                           <w:rFonts w:cs="Times New Roman"/>
@@ -11924,8 +14423,29 @@
                           <w:sz w:val="18"/>
                           <w:szCs w:val="18"/>
                         </w:rPr>
-                        <w:t>УрТИСИ СибГУТИ</w:t>
+                        <w:t>УрТИСИ</w:t>
                       </w:r>
+                      <w:proofErr w:type="spellEnd"/>
+                      <w:r>
+                        <w:rPr>
+                          <w:rFonts w:cs="Times New Roman"/>
+                          <w:iCs/>
+                          <w:sz w:val="18"/>
+                          <w:szCs w:val="18"/>
+                        </w:rPr>
+                        <w:t xml:space="preserve"> </w:t>
+                      </w:r>
+                      <w:proofErr w:type="spellStart"/>
+                      <w:r>
+                        <w:rPr>
+                          <w:rFonts w:cs="Times New Roman"/>
+                          <w:iCs/>
+                          <w:sz w:val="18"/>
+                          <w:szCs w:val="18"/>
+                        </w:rPr>
+                        <w:t>СибГУТИ</w:t>
+                      </w:r>
+                      <w:proofErr w:type="spellEnd"/>
                     </w:p>
                   </w:txbxContent>
                 </v:textbox>
@@ -12246,6 +14766,7 @@
                                 <w:sz w:val="18"/>
                               </w:rPr>
                             </w:pPr>
+                            <w:proofErr w:type="spellStart"/>
                             <w:r>
                               <w:rPr>
                                 <w:rFonts w:ascii="Times New Roman" w:hAnsi="Times New Roman"/>
@@ -12253,7 +14774,17 @@
                                 <w:iCs/>
                                 <w:sz w:val="18"/>
                               </w:rPr>
-                              <w:t>Изм.</w:t>
+                              <w:t>Изм</w:t>
+                            </w:r>
+                            <w:proofErr w:type="spellEnd"/>
+                            <w:r>
+                              <w:rPr>
+                                <w:rFonts w:ascii="Times New Roman" w:hAnsi="Times New Roman"/>
+                                <w:i w:val="0"/>
+                                <w:iCs/>
+                                <w:sz w:val="18"/>
+                              </w:rPr>
+                              <w:t>.</w:t>
                             </w:r>
                           </w:p>
                         </w:txbxContent>
@@ -12345,8 +14876,19 @@
                                 <w:iCs/>
                                 <w:sz w:val="18"/>
                               </w:rPr>
-                              <w:t>№ докум</w:t>
+                              <w:t xml:space="preserve">№ </w:t>
                             </w:r>
+                            <w:proofErr w:type="spellStart"/>
+                            <w:r>
+                              <w:rPr>
+                                <w:rFonts w:ascii="Times New Roman" w:hAnsi="Times New Roman"/>
+                                <w:i w:val="0"/>
+                                <w:iCs/>
+                                <w:sz w:val="18"/>
+                              </w:rPr>
+                              <w:t>докум</w:t>
+                            </w:r>
+                            <w:proofErr w:type="spellEnd"/>
                             <w:r>
                               <w:rPr>
                                 <w:rFonts w:ascii="GOST type B" w:hAnsi="GOST type B"/>
@@ -12393,6 +14935,7 @@
                                 <w:lang w:val="ru-RU"/>
                               </w:rPr>
                             </w:pPr>
+                            <w:proofErr w:type="spellStart"/>
                             <w:r>
                               <w:rPr>
                                 <w:rFonts w:ascii="Times New Roman" w:hAnsi="Times New Roman"/>
@@ -12422,6 +14965,7 @@
                               </w:rPr>
                               <w:t>ись</w:t>
                             </w:r>
+                            <w:proofErr w:type="spellEnd"/>
                           </w:p>
                         </w:txbxContent>
                       </wps:txbx>
@@ -12850,6 +15394,7 @@
                                 </w:rPr>
                                 <w:t xml:space="preserve"> </w:t>
                               </w:r>
+                              <w:proofErr w:type="spellStart"/>
                               <w:r>
                                 <w:rPr>
                                   <w:rFonts w:ascii="Times New Roman" w:hAnsi="Times New Roman"/>
@@ -12859,6 +15404,7 @@
                                 </w:rPr>
                                 <w:t>Разраб</w:t>
                               </w:r>
+                              <w:proofErr w:type="spellEnd"/>
                               <w:r>
                                 <w:rPr>
                                   <w:rFonts w:ascii="GOST type B" w:hAnsi="GOST type B"/>
@@ -13099,6 +15645,7 @@
                                   </w:rPr>
                                 </w:sdtEndPr>
                                 <w:sdtContent>
+                                  <w:proofErr w:type="spellStart"/>
                                   <w:r>
                                     <w:rPr>
                                       <w:rFonts w:cs="Times New Roman"/>
@@ -13106,7 +15653,17 @@
                                       <w:sz w:val="18"/>
                                       <w:szCs w:val="18"/>
                                     </w:rPr>
-                                    <w:t>Бурумбаев Д. И.</w:t>
+                                    <w:t>Бурумбаев</w:t>
+                                  </w:r>
+                                  <w:proofErr w:type="spellEnd"/>
+                                  <w:r>
+                                    <w:rPr>
+                                      <w:rFonts w:cs="Times New Roman"/>
+                                      <w:iCs/>
+                                      <w:sz w:val="18"/>
+                                      <w:szCs w:val="18"/>
+                                    </w:rPr>
+                                    <w:t xml:space="preserve"> Д. И.</w:t>
                                   </w:r>
                                 </w:sdtContent>
                               </w:sdt>
@@ -13160,6 +15717,7 @@
                                   <w:lang w:val="ru-RU"/>
                                 </w:rPr>
                               </w:pPr>
+                              <w:proofErr w:type="spellStart"/>
                               <w:r>
                                 <w:rPr>
                                   <w:rFonts w:ascii="Times New Roman" w:hAnsi="Times New Roman"/>
@@ -13168,7 +15726,18 @@
                                   <w:sz w:val="18"/>
                                   <w:lang w:val="ru-RU"/>
                                 </w:rPr>
-                                <w:t>Реценз.</w:t>
+                                <w:t>Реценз</w:t>
+                              </w:r>
+                              <w:proofErr w:type="spellEnd"/>
+                              <w:r>
+                                <w:rPr>
+                                  <w:rFonts w:ascii="Times New Roman" w:hAnsi="Times New Roman"/>
+                                  <w:i w:val="0"/>
+                                  <w:iCs/>
+                                  <w:sz w:val="18"/>
+                                  <w:lang w:val="ru-RU"/>
+                                </w:rPr>
+                                <w:t>.</w:t>
                               </w:r>
                             </w:p>
                           </w:txbxContent>
@@ -13284,6 +15853,7 @@
                                 </w:rPr>
                                 <w:t>к</w:t>
                               </w:r>
+                              <w:proofErr w:type="spellStart"/>
                               <w:r>
                                 <w:rPr>
                                   <w:rFonts w:ascii="Times New Roman" w:hAnsi="Times New Roman"/>
@@ -13293,6 +15863,7 @@
                                 </w:rPr>
                                 <w:t>онтр</w:t>
                               </w:r>
+                              <w:proofErr w:type="spellEnd"/>
                               <w:r>
                                 <w:rPr>
                                   <w:rFonts w:ascii="GOST type B" w:hAnsi="GOST type B"/>
@@ -13389,6 +15960,7 @@
                                 </w:rPr>
                                 <w:t xml:space="preserve"> </w:t>
                               </w:r>
+                              <w:proofErr w:type="spellStart"/>
                               <w:r>
                                 <w:rPr>
                                   <w:rFonts w:ascii="Times New Roman" w:hAnsi="Times New Roman"/>
@@ -13398,6 +15970,7 @@
                                 </w:rPr>
                                 <w:t>Утв</w:t>
                               </w:r>
+                              <w:proofErr w:type="spellEnd"/>
                               <w:r>
                                 <w:rPr>
                                   <w:rFonts w:ascii="GOST type B" w:hAnsi="GOST type B"/>
@@ -13822,6 +16395,7 @@
                                 <w:szCs w:val="18"/>
                               </w:rPr>
                             </w:pPr>
+                            <w:proofErr w:type="spellStart"/>
                             <w:r>
                               <w:rPr>
                                 <w:rFonts w:cs="Times New Roman"/>
@@ -13829,8 +16403,29 @@
                                 <w:sz w:val="18"/>
                                 <w:szCs w:val="18"/>
                               </w:rPr>
-                              <w:t>УрТИСИ СибГУТИ</w:t>
+                              <w:t>УрТИСИ</w:t>
                             </w:r>
+                            <w:proofErr w:type="spellEnd"/>
+                            <w:r>
+                              <w:rPr>
+                                <w:rFonts w:cs="Times New Roman"/>
+                                <w:iCs/>
+                                <w:sz w:val="18"/>
+                                <w:szCs w:val="18"/>
+                              </w:rPr>
+                              <w:t xml:space="preserve"> </w:t>
+                            </w:r>
+                            <w:proofErr w:type="spellStart"/>
+                            <w:r>
+                              <w:rPr>
+                                <w:rFonts w:cs="Times New Roman"/>
+                                <w:iCs/>
+                                <w:sz w:val="18"/>
+                                <w:szCs w:val="18"/>
+                              </w:rPr>
+                              <w:t>СибГУТИ</w:t>
+                            </w:r>
+                            <w:proofErr w:type="spellEnd"/>
                           </w:p>
                         </w:txbxContent>
                       </wps:txbx>
@@ -13877,6 +16472,7 @@
                           <w:sz w:val="18"/>
                         </w:rPr>
                       </w:pPr>
+                      <w:proofErr w:type="spellStart"/>
                       <w:r>
                         <w:rPr>
                           <w:rFonts w:ascii="Times New Roman" w:hAnsi="Times New Roman"/>
@@ -13884,7 +16480,17 @@
                           <w:iCs/>
                           <w:sz w:val="18"/>
                         </w:rPr>
-                        <w:t>Изм.</w:t>
+                        <w:t>Изм</w:t>
+                      </w:r>
+                      <w:proofErr w:type="spellEnd"/>
+                      <w:r>
+                        <w:rPr>
+                          <w:rFonts w:ascii="Times New Roman" w:hAnsi="Times New Roman"/>
+                          <w:i w:val="0"/>
+                          <w:iCs/>
+                          <w:sz w:val="18"/>
+                        </w:rPr>
+                        <w:t>.</w:t>
                       </w:r>
                     </w:p>
                   </w:txbxContent>
@@ -13936,8 +16542,19 @@
                           <w:iCs/>
                           <w:sz w:val="18"/>
                         </w:rPr>
-                        <w:t>№ докум</w:t>
+                        <w:t xml:space="preserve">№ </w:t>
                       </w:r>
+                      <w:proofErr w:type="spellStart"/>
+                      <w:r>
+                        <w:rPr>
+                          <w:rFonts w:ascii="Times New Roman" w:hAnsi="Times New Roman"/>
+                          <w:i w:val="0"/>
+                          <w:iCs/>
+                          <w:sz w:val="18"/>
+                        </w:rPr>
+                        <w:t>докум</w:t>
+                      </w:r>
+                      <w:proofErr w:type="spellEnd"/>
                       <w:r>
                         <w:rPr>
                           <w:rFonts w:ascii="GOST type B" w:hAnsi="GOST type B"/>
@@ -13964,6 +16581,7 @@
                           <w:lang w:val="ru-RU"/>
                         </w:rPr>
                       </w:pPr>
+                      <w:proofErr w:type="spellStart"/>
                       <w:r>
                         <w:rPr>
                           <w:rFonts w:ascii="Times New Roman" w:hAnsi="Times New Roman"/>
@@ -13993,6 +16611,7 @@
                         </w:rPr>
                         <w:t>ись</w:t>
                       </w:r>
+                      <w:proofErr w:type="spellEnd"/>
                     </w:p>
                   </w:txbxContent>
                 </v:textbox>
@@ -14201,6 +16820,7 @@
                           </w:rPr>
                           <w:t xml:space="preserve"> </w:t>
                         </w:r>
+                        <w:proofErr w:type="spellStart"/>
                         <w:r>
                           <w:rPr>
                             <w:rFonts w:ascii="Times New Roman" w:hAnsi="Times New Roman"/>
@@ -14210,6 +16830,7 @@
                           </w:rPr>
                           <w:t>Разраб</w:t>
                         </w:r>
+                        <w:proofErr w:type="spellEnd"/>
                         <w:r>
                           <w:rPr>
                             <w:rFonts w:ascii="GOST type B" w:hAnsi="GOST type B"/>
@@ -14380,6 +17001,7 @@
                             </w:rPr>
                           </w:sdtEndPr>
                           <w:sdtContent>
+                            <w:proofErr w:type="spellStart"/>
                             <w:r>
                               <w:rPr>
                                 <w:rFonts w:cs="Times New Roman"/>
@@ -14387,7 +17009,17 @@
                                 <w:sz w:val="18"/>
                                 <w:szCs w:val="18"/>
                               </w:rPr>
-                              <w:t>Бурумбаев Д. И.</w:t>
+                              <w:t>Бурумбаев</w:t>
+                            </w:r>
+                            <w:proofErr w:type="spellEnd"/>
+                            <w:r>
+                              <w:rPr>
+                                <w:rFonts w:cs="Times New Roman"/>
+                                <w:iCs/>
+                                <w:sz w:val="18"/>
+                                <w:szCs w:val="18"/>
+                              </w:rPr>
+                              <w:t xml:space="preserve"> Д. И.</w:t>
                             </w:r>
                           </w:sdtContent>
                         </w:sdt>
@@ -14411,6 +17043,7 @@
                             <w:lang w:val="ru-RU"/>
                           </w:rPr>
                         </w:pPr>
+                        <w:proofErr w:type="spellStart"/>
                         <w:r>
                           <w:rPr>
                             <w:rFonts w:ascii="Times New Roman" w:hAnsi="Times New Roman"/>
@@ -14419,7 +17052,18 @@
                             <w:sz w:val="18"/>
                             <w:lang w:val="ru-RU"/>
                           </w:rPr>
-                          <w:t>Реценз.</w:t>
+                          <w:t>Реценз</w:t>
+                        </w:r>
+                        <w:proofErr w:type="spellEnd"/>
+                        <w:r>
+                          <w:rPr>
+                            <w:rFonts w:ascii="Times New Roman" w:hAnsi="Times New Roman"/>
+                            <w:i w:val="0"/>
+                            <w:iCs/>
+                            <w:sz w:val="18"/>
+                            <w:lang w:val="ru-RU"/>
+                          </w:rPr>
+                          <w:t>.</w:t>
                         </w:r>
                       </w:p>
                     </w:txbxContent>
@@ -14485,6 +17129,7 @@
                           </w:rPr>
                           <w:t>к</w:t>
                         </w:r>
+                        <w:proofErr w:type="spellStart"/>
                         <w:r>
                           <w:rPr>
                             <w:rFonts w:ascii="Times New Roman" w:hAnsi="Times New Roman"/>
@@ -14494,6 +17139,7 @@
                           </w:rPr>
                           <w:t>онтр</w:t>
                         </w:r>
+                        <w:proofErr w:type="spellEnd"/>
                         <w:r>
                           <w:rPr>
                             <w:rFonts w:ascii="GOST type B" w:hAnsi="GOST type B"/>
@@ -14540,6 +17186,7 @@
                           </w:rPr>
                           <w:t xml:space="preserve"> </w:t>
                         </w:r>
+                        <w:proofErr w:type="spellStart"/>
                         <w:r>
                           <w:rPr>
                             <w:rFonts w:ascii="Times New Roman" w:hAnsi="Times New Roman"/>
@@ -14549,6 +17196,7 @@
                           </w:rPr>
                           <w:t>Утв</w:t>
                         </w:r>
+                        <w:proofErr w:type="spellEnd"/>
                         <w:r>
                           <w:rPr>
                             <w:rFonts w:ascii="GOST type B" w:hAnsi="GOST type B"/>
@@ -14721,6 +17369,7 @@
                           <w:szCs w:val="18"/>
                         </w:rPr>
                       </w:pPr>
+                      <w:proofErr w:type="spellStart"/>
                       <w:r>
                         <w:rPr>
                           <w:rFonts w:cs="Times New Roman"/>
@@ -14728,8 +17377,29 @@
                           <w:sz w:val="18"/>
                           <w:szCs w:val="18"/>
                         </w:rPr>
-                        <w:t>УрТИСИ СибГУТИ</w:t>
+                        <w:t>УрТИСИ</w:t>
                       </w:r>
+                      <w:proofErr w:type="spellEnd"/>
+                      <w:r>
+                        <w:rPr>
+                          <w:rFonts w:cs="Times New Roman"/>
+                          <w:iCs/>
+                          <w:sz w:val="18"/>
+                          <w:szCs w:val="18"/>
+                        </w:rPr>
+                        <w:t xml:space="preserve"> </w:t>
+                      </w:r>
+                      <w:proofErr w:type="spellStart"/>
+                      <w:r>
+                        <w:rPr>
+                          <w:rFonts w:cs="Times New Roman"/>
+                          <w:iCs/>
+                          <w:sz w:val="18"/>
+                          <w:szCs w:val="18"/>
+                        </w:rPr>
+                        <w:t>СибГУТИ</w:t>
+                      </w:r>
+                      <w:proofErr w:type="spellEnd"/>
                     </w:p>
                   </w:txbxContent>
                 </v:textbox>
